--- a/klagomål/Holmtjärnen FSC-klagomål.docx
+++ b/klagomål/Holmtjärnen FSC-klagomål.docx
@@ -1,6 +1,6 @@
 
 <file path=word/document.xml><?xml version="1.0" encoding="utf-8"?>
-<w:document xmlns:wpc="http://schemas.microsoft.com/office/word/2010/wordprocessingCanvas" xmlns:cx="http://schemas.microsoft.com/office/drawing/2014/chartex" xmlns:cx1="http://schemas.microsoft.com/office/drawing/2015/9/8/chartex" xmlns:cx2="http://schemas.microsoft.com/office/drawing/2015/10/21/chartex" xmlns:cx3="http://schemas.microsoft.com/office/drawing/2016/5/9/chartex" xmlns:cx4="http://schemas.microsoft.com/office/drawing/2016/5/10/chartex" xmlns:cx5="http://schemas.microsoft.com/office/drawing/2016/5/11/chartex" xmlns:cx6="http://schemas.microsoft.com/office/drawing/2016/5/12/chartex" xmlns:cx7="http://schemas.microsoft.com/office/drawing/2016/5/13/chartex" xmlns:cx8="http://schemas.microsoft.com/office/drawing/2016/5/14/chartex" xmlns:mc="http://schemas.openxmlformats.org/markup-compatibility/2006" xmlns:aink="http://schemas.microsoft.com/office/drawing/2016/ink" xmlns:am3d="http://schemas.microsoft.com/office/drawing/2017/model3d" xmlns:o="urn:schemas-microsoft-com:office:office" xmlns:oel="http://schemas.microsoft.com/office/2019/extlst" xmlns:r="http://schemas.openxmlformats.org/officeDocument/2006/relationships" xmlns:m="http://schemas.openxmlformats.org/officeDocument/2006/math" xmlns:v="urn:schemas-microsoft-com:vml" xmlns:wp14="http://schemas.microsoft.com/office/word/2010/wordprocessingDrawing" xmlns:wp="http://schemas.openxmlformats.org/drawingml/2006/wordprocessingDrawing" xmlns:w10="urn:schemas-microsoft-com:office:word" xmlns:w="http://schemas.openxmlformats.org/wordprocessingml/2006/main" xmlns:w14="http://schemas.microsoft.com/office/word/2010/wordml" xmlns:w15="http://schemas.microsoft.com/office/word/2012/wordml" xmlns:w16cex="http://schemas.microsoft.com/office/word/2018/wordml/cex" xmlns:w16cid="http://schemas.microsoft.com/office/word/2016/wordml/cid" xmlns:w16="http://schemas.microsoft.com/office/word/2018/wordml" xmlns:w16sdtdh="http://schemas.microsoft.com/office/word/2020/wordml/sdtdatahash" xmlns:w16se="http://schemas.microsoft.com/office/word/2015/wordml/symex" xmlns:wpg="http://schemas.microsoft.com/office/word/2010/wordprocessingGroup" xmlns:wpi="http://schemas.microsoft.com/office/word/2010/wordprocessingInk" xmlns:wne="http://schemas.microsoft.com/office/word/2006/wordml" xmlns:wps="http://schemas.microsoft.com/office/word/2010/wordprocessingShape" mc:Ignorable="w14 w15 w16se w16cid w16 w16cex w16sdtdh wp14">
+<w:document xmlns:wpc="http://schemas.microsoft.com/office/word/2010/wordprocessingCanvas" xmlns:cx="http://schemas.microsoft.com/office/drawing/2014/chartex" xmlns:cx1="http://schemas.microsoft.com/office/drawing/2015/9/8/chartex" xmlns:cx2="http://schemas.microsoft.com/office/drawing/2015/10/21/chartex" xmlns:cx3="http://schemas.microsoft.com/office/drawing/2016/5/9/chartex" xmlns:cx4="http://schemas.microsoft.com/office/drawing/2016/5/10/chartex" xmlns:cx5="http://schemas.microsoft.com/office/drawing/2016/5/11/chartex" xmlns:cx6="http://schemas.microsoft.com/office/drawing/2016/5/12/chartex" xmlns:cx7="http://schemas.microsoft.com/office/drawing/2016/5/13/chartex" xmlns:cx8="http://schemas.microsoft.com/office/drawing/2016/5/14/chartex" xmlns:mc="http://schemas.openxmlformats.org/markup-compatibility/2006" xmlns:aink="http://schemas.microsoft.com/office/drawing/2016/ink" xmlns:am3d="http://schemas.microsoft.com/office/drawing/2017/model3d" xmlns:o="urn:schemas-microsoft-com:office:office" xmlns:oel="http://schemas.microsoft.com/office/2019/extlst" xmlns:r="http://schemas.openxmlformats.org/officeDocument/2006/relationships" xmlns:m="http://schemas.openxmlformats.org/officeDocument/2006/math" xmlns:v="urn:schemas-microsoft-com:vml" xmlns:wp14="http://schemas.microsoft.com/office/word/2010/wordprocessingDrawing" xmlns:wp="http://schemas.openxmlformats.org/drawingml/2006/wordprocessingDrawing" xmlns:w10="urn:schemas-microsoft-com:office:word" xmlns:w="http://schemas.openxmlformats.org/wordprocessingml/2006/main" xmlns:w14="http://schemas.microsoft.com/office/word/2010/wordml" xmlns:w15="http://schemas.microsoft.com/office/word/2012/wordml" xmlns:w16cex="http://schemas.microsoft.com/office/word/2018/wordml/cex" xmlns:w16cid="http://schemas.microsoft.com/office/word/2016/wordml/cid" xmlns:w16="http://schemas.microsoft.com/office/word/2018/wordml" xmlns:w16du="http://schemas.microsoft.com/office/word/2023/wordml/word16du" xmlns:w16sdtdh="http://schemas.microsoft.com/office/word/2020/wordml/sdtdatahash" xmlns:w16sdtfl="http://schemas.microsoft.com/office/word/2024/wordml/sdtformatlock" xmlns:w16se="http://schemas.microsoft.com/office/word/2015/wordml/symex" xmlns:wpg="http://schemas.microsoft.com/office/word/2010/wordprocessingGroup" xmlns:wpi="http://schemas.microsoft.com/office/word/2010/wordprocessingInk" xmlns:wne="http://schemas.microsoft.com/office/word/2006/wordml" xmlns:wps="http://schemas.microsoft.com/office/word/2010/wordprocessingShape" mc:Ignorable="w14 w15 w16se w16cid w16 w16cex w16sdtdh w16sdtfl w16du wp14">
   <w:body>
     <w:p>
       <w:r>
@@ -112,7 +112,7 @@
         <w:pStyle w:val="ListBullet"/>
       </w:pPr>
       <w:r>
-        <w:t>Om ett ombud (tex Norra skog eller Mellanskog) avverkningsanmäler en skog med naturvärden motsvarande nyckelbiotops kvalité men markägaren inte är FSC certifierad, bör du skicka in ett FSC kontrollerat virke klagomål. Då ska klagomålet skickas till ombudsföretaget.</w:t>
+        <w:t>Om ett ombud (tex Norra skog eller Mellanskog) avverkningsanmäler en skog med naturvärden motsvarande nyckelbiotops kvalitet men markägaren inte är FSC certifierad, bör du skicka in ett FSC kontrollerat virke klagomål. Då ska klagomålet skickas till ombudsföretaget.</w:t>
       </w:r>
     </w:p>
     <w:p>
@@ -168,35 +168,7 @@
     </w:p>
     <w:p>
       <w:r>
-        <w:t>Detta dokument behandlar höga naturvärden i avverkningsanmälan Holmtjärnen i Bjurholms kommun. Denna avverkningsanmälan inkom 2025-08-02 och omfattar 105,2 ha.</w:t>
-      </w:r>
-    </w:p>
-    <w:p>
-      <w:r>
-        <w:t>Nedan presenteras fynd av naturvårdsarter och fridlysta arter som gjorts i det avverkningsanmälda området, samt relevanta utdrag ur standarderna för FSC, Chain of Custody, Controlled Wood och PEFC. I BILAGA 1 finns artfakta om fridlysta och rödlistade arter.</w:t>
-      </w:r>
-    </w:p>
-    <w:p>
-      <w:r>
-        <w:t>Vi förväntar oss att ni återkommer med ett skriftligt svar på vårt klagomål och även beskriver vilka korrigerande åtgärder ni satt in för att rätta till identifierade brister i er efterlevnad av den svenska FSC standarden.</w:t>
-      </w:r>
-    </w:p>
-    <w:p>
-      <w:pPr>
-        <w:pStyle w:val="Heading1"/>
-      </w:pPr>
-      <w:r>
-        <w:t>Naturvårdsarter</w:t>
-      </w:r>
-    </w:p>
-    <w:p>
-      <w:r>
-        <w:t>I avverkningsanmälan har följande 18 naturvårdsarter hittats: fläckporing (VU), goliatmusseron (VU), gräddporing (VU), blå taggsvamp (NT), dvärgbägarlav (NT), garnlav (NT), gränsticka (NT), kolflarnlav (NT), lunglav (NT), nordtagging (NT), reliktbock (NT), skrovellav (NT), skrovlig taggsvamp (NT), talltita (NT, §4), vaddporing (NT), vedflamlav (NT), vedskivlav (NT) och bårdlav (S). Av dessa är 17 rödlistade. För rödlistade arter har rödlistekategorin angivits inom parentes. Arter som är signalarter enligt Skogsstyrelsen har markerats med (S). För fridlysta arter anges även paragrafen i Artskyddsförordningen som arten är fridlyst enligt.</w:t>
-      </w:r>
-    </w:p>
-    <w:p>
-      <w:r>
-        <w:t>De påträffade naturvårdsarterna är ett tydligt kvitto på att detta rör sig om en skog med höga naturvärden. I Figur 1 visas en karta över det avverkningsanmälda området, där samtliga fyndplatser för naturvårdsarter som finns registrerade på Artportalen har markerats.</w:t>
+        <w:t>Detta klagomål behandlar höga naturvärden i avverkningsanmälan Holmtjärnen i Bjurholms kommun som inkom 2026-07-12 och omfattar 105,2 ha.</w:t>
       </w:r>
     </w:p>
     <w:p>
@@ -206,7 +178,7 @@
       <w:r>
         <w:drawing>
           <wp:inline xmlns:a="http://schemas.openxmlformats.org/drawingml/2006/main" xmlns:pic="http://schemas.openxmlformats.org/drawingml/2006/picture">
-            <wp:extent cx="5486400" cy="4230780"/>
+            <wp:extent cx="5479224" cy="5724000"/>
             <wp:docPr id="1" name="Picture 1"/>
             <wp:cNvGraphicFramePr>
               <a:graphicFrameLocks noChangeAspect="1"/>
@@ -227,7 +199,7 @@
                   <pic:spPr>
                     <a:xfrm>
                       <a:off x="0" y="0"/>
-                      <a:ext cx="5486400" cy="4230780"/>
+                      <a:ext cx="5479224" cy="5724000"/>
                     </a:xfrm>
                     <a:prstGeom prst="rect"/>
                   </pic:spPr>
@@ -241,212 +213,25 @@
     <w:p>
       <w:pPr>
         <w:pStyle w:val="Caption"/>
+        <w:spacing w:after="240"/>
       </w:pPr>
       <w:r>
-        <w:t>Figur 1. Fyndplatser för naturvårdsarter i det avverkningsanmälda området (röd linje). Markörer utan svart kant är placerade på fyndplatsen. Markörer med svart kant är placerade vid sidan av fyndplatsen och har ett svart streck som visar fyndplatsens exakta position. Kartans mittpunktskoordinat är N 7102270, E 681411 i SWEREF 99 TM.</w:t>
+        <w:t>Figur 1. Fyndplatser för naturvårdsarter i avverkningsanmälan. Markörer utan svart kant är placerade på fyndplatsen. Markörer med svart kant är placerade vid sidan av fyndplatsen har ett svart streck som visar fyndplatsens exakta position. Kartans mittpunktskoordinat är N 7102270, E 681411 i SWEREF 99 TM.</w:t>
       </w:r>
     </w:p>
     <w:p>
       <w:r>
-        <w:rPr>
-          <w:b/>
-        </w:rPr>
-        <w:t xml:space="preserve">Blå taggsvamp (NT) </w:t>
-      </w:r>
-      <w:r>
-        <w:t>är en karaktärsart i såväl örtrika kalkbarrskogar som i torra sandtallskogar där det föreligger gammal skog med långvarig trädkontinuitet. Är sällsynt och mycket kravfull i södra och mellersta Sverige. Den hotas främst av skogsavverkning och tycks försvinna efter slutavverkning, markberedning och plantering. I kalkgranskogar verkar arten vara mycket känslig. Granskogar med arten bör formellt skydddas (SLU Artdatabanken, 2024; Nitare &amp; Skogsstyrelsen, 2019).</w:t>
+        <w:t>I avverkningsanmälan finns fynd av 18 naturvårdsarter, varav 17 är rödlistade, 1 är fridlyst, 13 är typiska (T) och 1 är signalart (S): fläckporing (VU, T), garnlav (VU, T), goliatmusseron (VU, T), gräddporing (VU, T), gränsticka (VU, T), skrovlig taggsvamp (VU), blå taggsvamp (NT, T), dvärgbägarlav (NT, T), kolflarnlav (NT, T), lunglav (NT, T), nordtagging (NT), reliktbock (NT, T), skrovellav (NT, T), talltita (NT, §4), vaddporing (NT), vedflamlav (NT), vedskivlav (NT, T) och bårdlav (S, T). Se Figur 1.</w:t>
       </w:r>
     </w:p>
     <w:p>
       <w:r>
-        <w:rPr>
-          <w:b/>
-        </w:rPr>
-        <w:t>Dvärgbägarlav (NT)</w:t>
-      </w:r>
-      <w:r>
-        <w:t xml:space="preserve"> förekommer över hela Sverige på gammal hård ved, huvudsakligen på tall men i södra Sverige även på ek. Veden utgörs framförallt av grova stubbar, lågor och grenar. Substratet har blivit sällsyntare och nybildning av substrat sker bara i begränsad omfattning. Arten hotas av att grova lågor blir allt sällsyntare i dagens kulturskogar samt att nybildningen av lämpliga substrat går mycket långsamt. En riklig tillgång på gamla tall- eller eklågor måste säkerställas på artens lokaler (SLU Artdatabanken, 2024; Nitare &amp; Skogsstyrelsen, 2019).</w:t>
+        <w:t>Nedan presenteras relevanta utdrag ur standarderna för FSC, Chain of Custody, Controlled Wood och PEFC.</w:t>
       </w:r>
     </w:p>
     <w:p>
       <w:r>
-        <w:rPr>
-          <w:b/>
-        </w:rPr>
-        <w:t>Fläckporing (VU)</w:t>
-      </w:r>
-      <w:r>
-        <w:t xml:space="preserve"> är en mycket bra signalart som visar på tallnaturskogar med höga naturvärden. Den är placerad högst upp i Skogsstyrelsens värdepyramid för bedömning av skog med höga naturvärden och indikerar områden som är mer eller mindre opåverkade av skogsbruk och där det funnits en kontinuitet av tallågor i olika nedbrytningsstadier. För att på lång sikt bibehålla livskraftiga populationer i ett område behövs troligen större skyddade områden som tillåter att man upprätthåller en naturlig branddynamik (SLU Artdatabanken, 2024; Nitare &amp; Skogsstyrelsen, 2019).</w:t>
-      </w:r>
-    </w:p>
-    <w:p>
-      <w:r>
-        <w:rPr>
-          <w:b/>
-        </w:rPr>
-        <w:t>Garnlav (NT)</w:t>
-      </w:r>
-      <w:r>
-        <w:t xml:space="preserve"> är en utpräglad barrskogsart som ibland kan drapera träden i norrländska grannaturskogar med hög luftfuktighet. Den förekommer även i talldominerade bestånd där den, förutom i trädens grenverk, påträffas hängande över ojämnheter i tallbarken. Arten har minskat starkt i södra och mellersta Sverige och den minskar även i sitt nordliga utbredningsområde. Orsaken till tillbakagången beror främst på slutavverkningar av naturskogsartade skogar. Bestånd med riklig förekomst bör regelmässigt sparas. Garnlav är värdväxt för den mycket sällsynta och akut hotade fjärilen barrskogslavfly (CR) som hör hemma i boreala barrskogar med riklig förekomst av värdväxten. Tidigare kunde arten konstateras årligen på flera platser vid Dala-Floda i Dalarna innan lokalerna kalavverkades. Senaste fyndet i landet av barrskogslavfly är från år 2000 då den påträffades vid Högberget i Sollefteå kommun (SLU Artdatabanken, 2024).</w:t>
-      </w:r>
-    </w:p>
-    <w:p>
-      <w:r>
-        <w:rPr>
-          <w:b/>
-        </w:rPr>
-        <w:t>Goliatmusseron (VU)</w:t>
-      </w:r>
-      <w:r>
-        <w:t xml:space="preserve"> är en mykorrhizasvamp knuten till gammal tall på sandig eller grusig mark, främst ljusöppna torra lavtallhedar där svampen växer bland renlavar och lingon. Mager, sandig och brandpräglad tallskog med lång trädkontinuitet bör undantas från trakthyggesbruk och inte kalavverkas. Goliatmusseron är placerad högst upp i Skogsstyrelsens värdepyramid för bedömning av skog med höga naturvärden och den är globalt rödlistad som sårbar (VU) vilket innebär att Sverige har ett internationellt ansvar för arten (SLU Artdatabanken, 2024; Nitare &amp; Skogsstyrelsen, 2019; IUCN, 2020).</w:t>
-      </w:r>
-    </w:p>
-    <w:p>
-      <w:r>
-        <w:rPr>
-          <w:b/>
-        </w:rPr>
-        <w:t>Gräddporing (VU)</w:t>
-      </w:r>
-      <w:r>
-        <w:t xml:space="preserve"> växer nästan enbart i urskogsartad barrskog på gamla, kraftigt murkna, grova och mossbelupna tallågor i något fuktiga och skuggiga lägen. Arten är placerad högst upp i Skogsstyrelsens värdepyramid för bedömning av skog med höga naturvärden och indikerar gamla och relativt orörda tallnaturskogar med höga naturvärden där det under låg tid kontinuerligt funnits inslag av grova tallågor. För att på sikt hejda artens vikande trend behöver merparten av gräddporingens nu kända växtplatser undantas från skogsbruk (SLU Artdatabanken, 2024; Nitare &amp; Skogsstyrelsen, 2019).</w:t>
-      </w:r>
-    </w:p>
-    <w:p>
-      <w:r>
-        <w:rPr>
-          <w:b/>
-        </w:rPr>
-        <w:t>Gränsticka (NT)</w:t>
-      </w:r>
-      <w:r>
-        <w:t xml:space="preserve"> är en mycket bra signalart inom hela sitt utbredningsområde. Den är huvudsakligen knuten till restbestånd av barrnaturskog och förekommer med ett tydligt optimum i orörda eller måttligt påverkade gamla granskogar där det föreligger långvarig kontinuitet av grov död ved. Lokaler som hyser arten, speciellt i mellersta och södra Sverige, bör undantas från skogsbruk (SLU Artdatabanken, 2024; Nitare &amp; Skogsstyrelsen, 2019).</w:t>
-      </w:r>
-    </w:p>
-    <w:p>
-      <w:r>
-        <w:rPr>
-          <w:b/>
-        </w:rPr>
-        <w:t>Kolflarnlav (NT)</w:t>
-      </w:r>
-      <w:r>
-        <w:t xml:space="preserve"> är brandberoende och växer nästan uteslutande på kolad hård kärnved av tall. Etableringen verkar ske först 100–300 år efter brand och nytt substrat nybildas i mycket begränsad omfattning. Avverkning av tallskog av naturskogskaraktär med spår av återkommande bränder är ett hot och mängden lämplig ved att växa på för arten minskar dels på grund av naturlig nedbrytning men framförallt på grund av att det förstörs i samband med slutavverkningar, gallringar och markberedning. Såväl kolflarnlav som mörk kolflarnlav har glänsande bålfjäll och förekommer främst i tall- och blandbarrskogar av naturskogskaraktär med spår av återkommande bränder. Skogar som dessa hyser höga biologiska värden och bör skyddas (SLU Artdatabanken, 2024).</w:t>
-      </w:r>
-    </w:p>
-    <w:p>
-      <w:r>
-        <w:rPr>
-          <w:b/>
-        </w:rPr>
-        <w:t>Lunglav (NT)</w:t>
-      </w:r>
-      <w:r>
-        <w:t xml:space="preserve"> är en av vårt lands främsta signalarter som överallt indikerar gamla lövträd, skogsbestånd med höga naturvärden och ekosystem med lång skoglig kontinuitet. Lokalt kan förekomsten vara mycket riklig men den hittas nästan enbart i gamla och ej slutavverkade skogar. Artens samtliga förekomster bör uppmärksammas från naturvårdssynpunkt, då många lokaler även hyser andra ovanliga och rödlistade arter. Rikliga förekomster bör skyddas med biotopskydd, frivilliga avsättningar eller reservat. Det finns ett antal sällsynta lavparasiter som växer på lunglav: lunglavsknapp (VU), skrovelmössing (DD), lunglavshårprick (DD), </w:t>
-      </w:r>
-      <w:r>
-        <w:rPr>
-          <w:i/>
-        </w:rPr>
-        <w:t>Calycina alstrupii</w:t>
-      </w:r>
-      <w:r>
-        <w:t xml:space="preserve"> (NA) och </w:t>
-      </w:r>
-      <w:r>
-        <w:rPr>
-          <w:i/>
-        </w:rPr>
-        <w:t>Chalara lobariae</w:t>
-      </w:r>
-      <w:r>
-        <w:t xml:space="preserve"> (NA) (SLU Artdatabanken, 2025; SLU Artdatabanken, 2024; Nitare &amp; Skogsstyrelsen, 2019).</w:t>
-      </w:r>
-    </w:p>
-    <w:p>
-      <w:r>
-        <w:rPr>
-          <w:b/>
-        </w:rPr>
-        <w:t>Nordtagging (NT)</w:t>
-      </w:r>
-      <w:r>
-        <w:t xml:space="preserve"> växer främst på tallågor av grövre dimensioner och påträffas huvudsakligen i äldre skog som inte kalavverkats. Nordtaggingen missgynnas av att områden med äldre tallskog har minskat starkt. Bekämpning av skogsbränder, samtidigt som skogsbruket omvandlar naturligt glesa tallbestånd till likartade och betydligt tätare bestånd, har missgynnat arten. Bristen på gamla tallågor utgör på sikt ett allvarligt hot och återskapandet av lämpliga biotoper tar mycket lång tid. Områden med olikåldriga bestånd av tall och med stort inslag av äldre träd bör undantas från skoglig produktion (SLU Artdatabanken, 2024).</w:t>
-      </w:r>
-    </w:p>
-    <w:p>
-      <w:r>
-        <w:rPr>
-          <w:b/>
-        </w:rPr>
-        <w:t>Reliktbock (NT)</w:t>
-      </w:r>
-      <w:r>
-        <w:t xml:space="preserve"> är en skalbagge vars larvutveckling sker i tjock, solexponerad skorpbark på gamla, levande tallar. Ofta i träd som under längre tid stått fritt och öppet, t.ex. i kantzoner i odlingslandskap, längs stränder och åsar, men också i gles, gammal tallskog på mager mark. Arten är brandgynnad genom att omgivande småträd och buskar försvinner vid lågintensiva bränder samtidigt som gamla tallar överlever och förblir solexponerade. Minskningstakten för den svenska populationen bedöms vara nära gränsvärdet för Sårbar (VU) och i den europeiska rödlistan är reliktbock rödlistad som Sårbar (VU) vilket innebär att Sverige har ett internationellt ansvar för arten. Gamla tallskogar bör få ett långsiktigt skydd, och inte slutavverkas (SLU Artdatabanken, 2024; IUCN, 2016).</w:t>
-      </w:r>
-    </w:p>
-    <w:p>
-      <w:r>
-        <w:rPr>
-          <w:b/>
-        </w:rPr>
-        <w:t>Skrovellav (NT)</w:t>
-      </w:r>
-      <w:r>
-        <w:t xml:space="preserve"> växer på gamla lövträd och på klippor i gamla skogar med hög och jämn luftfuktighet. Slutavverkning av kontinuitetsskog utgör det största hotet och lavens fortsatta förekomst bör säkerställas genom att lokaler med äldre skog skyddas. I områden med mycket hög luftfuktighet kan man på bålen av skrovellav finna en sällsynt parasitsvamp med rödbruna apothecier, skrovellavsknapp </w:t>
-      </w:r>
-      <w:r>
-        <w:rPr>
-          <w:i/>
-        </w:rPr>
-        <w:t>Plectocarpon scrobiculatae</w:t>
-      </w:r>
-      <w:r>
-        <w:t xml:space="preserve"> (EN) (SLU Artdatabanken, 2024; Nitare &amp; Skogsstyrelsen, 2019).</w:t>
-      </w:r>
-    </w:p>
-    <w:p>
-      <w:r>
-        <w:rPr>
-          <w:b/>
-        </w:rPr>
-        <w:t xml:space="preserve">Skrovlig taggsvamp (NT) </w:t>
-      </w:r>
-      <w:r>
-        <w:t>bildar mykorrhiza med tall i äldre tallskog, framför allt på tallhed. Den växer huvudsakligen i äldre barrskog som hotas av slutavverkning. Genom att äldre barrskogar och naturskogar blir allt sällsyntare, missgynnas arten av skogsbruk. Arten ingår i ett åtgärdsprogram för hotade arter (ÅGP) och en långsiktig tillgång till svampens värdträd behöver säkras genom att växtplatserna undantas från avverkning. Skrovlig taggsvamp är globalt rödlistad som nära hotad (NT) vilket innebär att Sverige har ett internationellt ansvar för arten (IUCN, 2025; SLU Artdatabanken, 2024; Nitare, 2006).</w:t>
-      </w:r>
-    </w:p>
-    <w:p>
-      <w:r>
-        <w:rPr>
-          <w:b/>
-        </w:rPr>
-        <w:t xml:space="preserve">Vaddporing (NT) </w:t>
-      </w:r>
-      <w:r>
-        <w:t>är en brunrötande vednedbrytare som hittas på undersidan av liggande murken tallved i olika former. Substratet utgörs framför allt av den typ av hård, kådimpregnerad och ofta kolad tallved som skapas i brandpräglad skog. Vedtypen nybildas i mycket liten omfattning och det är sannolikt att arten upplever en utdöendeskuld. För att garantera artens fortlevnad bör man både säkra att artens växtplatser hålls intakta samt att långsiktigt säkerställa att ny ved tillkommer, allra helst i omedelbar anslutning till artens växtplatser. Skoglig gallring och annat uttag av virke innebär ett hot mot arten (SLU Artdatabanken, 2024).</w:t>
-      </w:r>
-    </w:p>
-    <w:p>
-      <w:r>
-        <w:rPr>
-          <w:b/>
-        </w:rPr>
-        <w:t>Vedflamlav (NT)</w:t>
-      </w:r>
-      <w:r>
-        <w:t xml:space="preserve"> växer på gammal hård och torr, exponerad kärnved av tall, främst på högstubbar i ljusöppna lägen, t.ex. vid och på myrar, sjökanter, i glesa hällmarkskogar och i brandpräglade tallnaturskogar. Substratet nyskapas i begränsad omfattning och arten är en utmärkt indikator på höga naturvärden i denna skogstyp. Tall- och barrblandskogar med naturskogskaraktär och spår av bränder har ofta höga biologiska värden och bör skyddas (SLU Artdatabanken, 2024).</w:t>
-      </w:r>
-    </w:p>
-    <w:p>
-      <w:r>
-        <w:rPr>
-          <w:b/>
-        </w:rPr>
-        <w:t>Vedskivlav (NT)</w:t>
-      </w:r>
-      <w:r>
-        <w:t xml:space="preserve"> växer på gammal, torr, exponerad, hård kärnved av framförallt tall i naturskogsartade bestånd. Avverkning av tallskog av naturskogskaraktär med spår av återkommande bränder är ett hot. Mängden lämplig ved att växa på för vedskivlav minskar, dels på grund av naturlig nedbrytning men framförallt på grund av att de förstörs i samband med slutavverkningar, gallringar och markberedning. Tall- och blandbarrskogar av naturskogskaraktär med spår av återkommande bränder bör skyddas (SLU Artdatabanken, 2024).</w:t>
+        <w:t>Vi förväntar oss att ni återkommer med ett skriftligt svar på vårt klagomål och även beskriver vilka korrigerande åtgärder ni satt in för att rätta till identifierade brister i er efterlevnad av den svenska FSC standarden.</w:t>
       </w:r>
     </w:p>
     <w:p>
@@ -454,26 +239,335 @@
         <w:pStyle w:val="Heading1"/>
       </w:pPr>
       <w:r>
-        <w:t>Fridlysta arter</w:t>
+        <w:t>Naturvårdsarter och fridlysta arter</w:t>
       </w:r>
     </w:p>
     <w:p>
       <w:r>
-        <w:t>Följande fridlysta arter har sina livsmiljöer och växtplatser i den avverkningsanmälda skogen: talltita (NT, §4).</w:t>
+        <w:t>Nedan följer beskrivningar av de naturvårdsarter och fridlysta arter som har sina livsmiljöer och växtplatser i den avverkningsanmälda skogen. Se även ytterligare artfakta i BILAGA 1. De påträffade naturvårdsarterna är ett tydligt kvitto på att det rör sig om en skog med höga naturvärden.</w:t>
       </w:r>
     </w:p>
     <w:p>
-      <w:r>
-        <w:t xml:space="preserve">Observera att medlemsländerna är skyldiga att agera i enlighet med EU:s fågeldirektiv där det uttryckligen står att direktivet gäller för fåglar samt för deras ägg, bon och </w:t>
-      </w:r>
       <w:r>
         <w:rPr>
           <w:b/>
         </w:rPr>
-        <w:t xml:space="preserve">livsmiljöer </w:t>
-      </w:r>
-      <w:r>
-        <w:t>(artikel 1). Vidare att de åtgärder som vidtas inte får leda till en försämring av den nuvarande situationen beträffande bevarandet av de fågelarter som avses i artikel 1 (artikel 13). Fågeldirektivet är styrande för tillsynsansvariga myndigheters ärendehantering, ställningstaganden och beslutsfattande.</w:t>
+        <w:t>Fläckporing (VU)</w:t>
+      </w:r>
+      <w:r>
+        <w:t xml:space="preserve"> är en mycket bra signalart som visar på tallnaturskogar med höga naturvärden. Den är placerad högst upp i Skogsstyrelsens värdepyramid för bedömning av skog med höga naturvärden och indikerar områden som är mer eller mindre opåverkade av skogsbruk och där det funnits en kontinuitet av tallågor i olika nedbrytningsstadier. För att på lång sikt bibehålla livskraftiga populationer i ett område behövs troligen större skyddade områden som tillåter att man upprätthåller en naturlig branddynamik. Fläckporing är typisk art för </w:t>
+      </w:r>
+      <w:r>
+        <w:rPr>
+          <w:i/>
+        </w:rPr>
+        <w:t>9010 Taiga</w:t>
+      </w:r>
+      <w:r>
+        <w:t xml:space="preserve"> (SLU Artdatabanken, 2024; Nitare &amp; Skogsstyrelsen, 2019).</w:t>
+      </w:r>
+    </w:p>
+    <w:p>
+      <w:r>
+        <w:rPr>
+          <w:b/>
+        </w:rPr>
+        <w:t>Garnlav (VU)</w:t>
+      </w:r>
+      <w:r>
+        <w:t xml:space="preserve"> är en utpräglad barrskogsart som ibland kan drapera träden i norrländska grannaturskogar med hög luftfuktighet. Den förekommer även i talldominerade bestånd där den, förutom i trädens grenverk, påträffas hängande över ojämnheter i tallbarken. Arten har minskat starkt i södra och mellersta Sverige och den minskar även i sitt nordliga utbredningsområde. Minskningstakten uppgår till 30 (20–50) % inom 50 år och överstiger gränsvärdet för Sårbar (VU). Orsaken till tillbakagången beror främst på slutavverkningar av naturskogsartade skogar. Bestånd med riklig förekomst bör regelmässigt sparas, vilket även gynnar flera andra sällsynta och rödlistade arter. Garnlav är värdväxt för den mycket sällsynta och akut hotade fjärilen barrskogslavfly (CR) som hör hemma i boreala barrskogar med riklig förekomst av värdväxten. Tidigare kunde arten konstateras årligen på flera platser vid Dala-Floda i Dalarna innan lokalerna kalavverkades. Senaste fyndet i landet av barrskogslavfly är från år 2000 då den påträffades vid Högberget i Sollefteå kommun. Garnlav är typisk art för </w:t>
+      </w:r>
+      <w:r>
+        <w:rPr>
+          <w:i/>
+        </w:rPr>
+        <w:t xml:space="preserve">9010 Taiga </w:t>
+      </w:r>
+      <w:r>
+        <w:t>och</w:t>
+      </w:r>
+      <w:r>
+        <w:rPr>
+          <w:i/>
+        </w:rPr>
+        <w:t xml:space="preserve"> 9070 Trädklädd betesmark</w:t>
+      </w:r>
+      <w:r>
+        <w:t xml:space="preserve"> (SLU Artdatabanken, 2026).</w:t>
+      </w:r>
+    </w:p>
+    <w:p>
+      <w:r>
+        <w:rPr>
+          <w:b/>
+        </w:rPr>
+        <w:t>Goliatmusseron (VU)</w:t>
+      </w:r>
+      <w:r>
+        <w:t xml:space="preserve"> är en mykorrhizasvamp knuten till gammal tall på sandig eller grusig mark, främst ljusöppna torra lavtallhedar där svampen växer bland renlavar och lingon. Mager, sandig och brandpräglad tallskog med lång trädkontinuitet bör undantas från trakthyggesbruk och inte kalavverkas. Goliatmusseron är placerad högst upp i Skogsstyrelsens värdepyramid för bedömning av skog med höga naturvärden och den är globalt rödlistad som sårbar (VU) vilket innebär att Sverige har ett internationellt ansvar för arten. Goliatmusseron är typisk art för </w:t>
+      </w:r>
+      <w:r>
+        <w:rPr>
+          <w:i/>
+        </w:rPr>
+        <w:t>9010 Taiga</w:t>
+      </w:r>
+      <w:r>
+        <w:t xml:space="preserve"> (SLU Artdatabanken, 2024; Nitare &amp; Skogsstyrelsen, 2019; IUCN, 2020).</w:t>
+      </w:r>
+    </w:p>
+    <w:p>
+      <w:r>
+        <w:rPr>
+          <w:b/>
+        </w:rPr>
+        <w:t>Gräddporing (VU)</w:t>
+      </w:r>
+      <w:r>
+        <w:t xml:space="preserve"> växer nästan enbart i urskogsartad barrskog på gamla, kraftigt murkna, grova och mossbelupna tallågor i något fuktiga och skuggiga lägen. Arten är placerad högst upp i Skogsstyrelsens värdepyramid för bedömning av skog med höga naturvärden och indikerar gamla och relativt orörda tallnaturskogar med höga naturvärden där det under låg tid kontinuerligt funnits inslag av grova tallågor. För att på sikt hejda artens vikande trend behöver merparten av gräddporingens nu kända växtplatser undantas från skogsbruk. Gräddporing är typisk art för </w:t>
+      </w:r>
+      <w:r>
+        <w:rPr>
+          <w:i/>
+        </w:rPr>
+        <w:t>9010 Taiga</w:t>
+      </w:r>
+      <w:r>
+        <w:t xml:space="preserve"> (SLU Artdatabanken, 2024; Nitare &amp; Skogsstyrelsen, 2019).</w:t>
+      </w:r>
+    </w:p>
+    <w:p>
+      <w:r>
+        <w:rPr>
+          <w:b/>
+        </w:rPr>
+        <w:t>Gränsticka (VU)</w:t>
+      </w:r>
+      <w:r>
+        <w:t xml:space="preserve"> är en mycket bra signalart inom hela sitt utbredningsområde. Den är huvudsakligen knuten till restbestånd av barrnaturskog och förekommer med ett tydligt optimum i orörda eller måttligt påverkade gamla granskogar där det föreligger långvarig kontinuitet av grov död ved. Den totala populationen bedöms ha minskat och fortsätter att minska i takt med att grankontinuitetsskogar (äldre tidigare icke kalavverkade skogar) minskar i areal. Minskningstakten överstiger gränsvärdet för sårbar (VU). Lokaler som hyser arten bör undantas från skogsbruk, speciellt i mellersta och södra Sverige. Gränsticka är typisk art för </w:t>
+      </w:r>
+      <w:r>
+        <w:rPr>
+          <w:i/>
+        </w:rPr>
+        <w:t>9010 Taiga</w:t>
+      </w:r>
+      <w:r>
+        <w:t xml:space="preserve"> (SLU Artdatabanken, 2026; Nitare &amp; Skogsstyrelsen, 2019).</w:t>
+      </w:r>
+    </w:p>
+    <w:p>
+      <w:r>
+        <w:rPr>
+          <w:b/>
+        </w:rPr>
+        <w:t xml:space="preserve">Skrovlig taggsvamp (VU) </w:t>
+      </w:r>
+      <w:r>
+        <w:t>bildar mykorrhiza med tall i äldre tallskog, framför allt på tallhed. Den växer huvudsakligen i äldre barrskog som hotas av slutavverkning. Genom att äldre barrskogar och naturskogar blir allt sällsyntare, missgynnas arten av skogsbruk. Arten ingår i ett åtgärdsprogram för hotade arter (ÅGP) och en långsiktig tillgång till svampens värdträd behöver säkras genom att växtplatserna undantas från avverkning. Skrovlig taggsvamp är globalt rödlistad som nära hotad (NT) vilket innebär att Sverige har ett internationellt ansvar för arten (IUCN, 2025; SLU Artdatabanken, 2026; Nitare, 2006).</w:t>
+      </w:r>
+    </w:p>
+    <w:p>
+      <w:r>
+        <w:rPr>
+          <w:b/>
+        </w:rPr>
+        <w:t xml:space="preserve">Blå taggsvamp (NT) </w:t>
+      </w:r>
+      <w:r>
+        <w:t xml:space="preserve">är en karaktärsart i såväl örtrika kalkbarrskogar som i torra sandtallskogar där det föreligger gammal skog med långvarig trädkontinuitet. Är sällsynt och mycket kravfull i södra och mellersta Sverige. Den hotas främst av skogsavverkning och tycks försvinna efter slutavverkning, markberedning och plantering. I kalkgranskogar verkar arten vara mycket känslig. Granskogar med arten bör formellt skydddas. Blå taggsvamp (NT) är typisk art för </w:t>
+      </w:r>
+      <w:r>
+        <w:rPr>
+          <w:i/>
+        </w:rPr>
+        <w:t>9010 Taiga</w:t>
+      </w:r>
+      <w:r>
+        <w:t xml:space="preserve"> (SLU Artdatabanken, 2024; Nitare &amp; Skogsstyrelsen, 2019).</w:t>
+      </w:r>
+    </w:p>
+    <w:p>
+      <w:r>
+        <w:rPr>
+          <w:b/>
+        </w:rPr>
+        <w:t>Dvärgbägarlav (NT)</w:t>
+      </w:r>
+      <w:r>
+        <w:t xml:space="preserve"> förekommer över hela Sverige på gammal hård ved, huvudsakligen på tall men i södra Sverige även på ek. Veden utgörs framförallt av grova stubbar, lågor och grenar. Substratet har blivit sällsyntare och nybildning av substrat sker bara i begränsad omfattning. Arten hotas av att grova lågor blir allt sällsyntare i dagens kulturskogar samt att nybildningen av lämpliga substrat går mycket långsamt. En riklig tillgång på gamla tall- eller eklågor måste säkerställas på artens lokaler. Dvärgbägarlav är typisk art för </w:t>
+      </w:r>
+      <w:r>
+        <w:rPr>
+          <w:i/>
+        </w:rPr>
+        <w:t>9010 Taiga</w:t>
+      </w:r>
+      <w:r>
+        <w:t xml:space="preserve"> (SLU Artdatabanken, 2024; Nitare &amp; Skogsstyrelsen, 2019).</w:t>
+      </w:r>
+    </w:p>
+    <w:p>
+      <w:r>
+        <w:rPr>
+          <w:b/>
+        </w:rPr>
+        <w:t>Kolflarnlav (NT)</w:t>
+      </w:r>
+      <w:r>
+        <w:t xml:space="preserve"> är brandberoende och växer nästan uteslutande på kolad hård kärnved av tall. Etableringen verkar ske först 100–300 år efter brand och nytt substrat nybildas i mycket begränsad omfattning. Avverkning av tallskog av naturskogskaraktär med spår av återkommande bränder är ett hot och mängden lämplig ved att växa på för arten minskar dels på grund av naturlig nedbrytning men framförallt på grund av att det förstörs i samband med slutavverkningar, gallringar och markberedning. Såväl kolflarnlav som mörk kolflarnlav har glänsande bålfjäll och förekommer främst i tall- och blandbarrskogar av naturskogskaraktär med spår av återkommande bränder. Skogar som dessa hyser höga biologiska värden och bör skyddas. Kolflarnlav är typisk art för </w:t>
+      </w:r>
+      <w:r>
+        <w:rPr>
+          <w:i/>
+        </w:rPr>
+        <w:t>9010 Taiga</w:t>
+      </w:r>
+      <w:r>
+        <w:t xml:space="preserve"> (SLU Artdatabanken, 2024).</w:t>
+      </w:r>
+    </w:p>
+    <w:p>
+      <w:r>
+        <w:rPr>
+          <w:b/>
+        </w:rPr>
+        <w:t>Lunglav (NT)</w:t>
+      </w:r>
+      <w:r>
+        <w:t xml:space="preserve"> är en av vårt lands främsta signalarter som överallt indikerar gamla lövträd, skogsbestånd med höga naturvärden och ekosystem med långskoglig kontinuitet. Lokalt kan förekomsten vara mycket riklig men den hittas nästan enbart i gamla och ej slutavverkade skogar. Artens samtliga förekomster bör uppmärksammas från naturvårdssynpunkt, då många lokaler även hyser andra ovanliga och rödlistade arter. Rikliga förekomster bör skyddas med biotopskydd, frivilliga avsättningar eller reservat. På lunglav kan de sällsynta lavparasiterna lunglavshårprick (CR), </w:t>
+      </w:r>
+      <w:r>
+        <w:rPr>
+          <w:i/>
+        </w:rPr>
+        <w:t>Abrothallus diederichii</w:t>
+      </w:r>
+      <w:r>
+        <w:t xml:space="preserve"> (VU), </w:t>
+      </w:r>
+      <w:r>
+        <w:rPr>
+          <w:i/>
+        </w:rPr>
+        <w:t>Abrothallus lobariae</w:t>
+      </w:r>
+      <w:r>
+        <w:t xml:space="preserve"> (VU), </w:t>
+      </w:r>
+      <w:r>
+        <w:rPr>
+          <w:i/>
+        </w:rPr>
+        <w:t>Calycina lobariae</w:t>
+      </w:r>
+      <w:r>
+        <w:t xml:space="preserve"> (VU), lunglavsknapp (VU) och skrovelmössing (VU) påträffas. Lunglav är typisk art för </w:t>
+      </w:r>
+      <w:r>
+        <w:rPr>
+          <w:i/>
+        </w:rPr>
+        <w:t>9010 Taiga, 9020 Nordlig ädellövskog, 9110 Näringsfattig bokskog, 9130 Näringsrik bokskog, 9160 Näringsrik ekskog, 9180 Ädellövskog i branter, 9190 Näringsfattig ekskog, 9070 Trädklädd betesmark, 9040 Fjällbjörkskog</w:t>
+      </w:r>
+      <w:r>
+        <w:t xml:space="preserve"> och</w:t>
+      </w:r>
+      <w:r>
+        <w:rPr>
+          <w:i/>
+        </w:rPr>
+        <w:t xml:space="preserve"> 6530 Lövängar</w:t>
+      </w:r>
+      <w:r>
+        <w:t xml:space="preserve"> (SLU Artdatabanken, 2026; Nitare &amp; Skogsstyrelsen, 2019).</w:t>
+      </w:r>
+    </w:p>
+    <w:p>
+      <w:r>
+        <w:rPr>
+          <w:b/>
+        </w:rPr>
+        <w:t>Nordtagging (NT)</w:t>
+      </w:r>
+      <w:r>
+        <w:t xml:space="preserve"> växer främst på tallågor av grövre dimensioner och påträffas huvudsakligen i äldre skog som inte kalavverkats. Nordtaggingen missgynnas av att områden med äldre tallskog har minskat starkt. Bekämpning av skogsbränder, samtidigt som skogsbruket omvandlar naturligt glesa tallbestånd till likartade och betydligt tätare bestånd, har missgynnat arten. Bristen på gamla tallågor utgör på sikt ett allvarligt hot och återskapandet av lämpliga biotoper tar mycket lång tid. Områden med olikåldriga bestånd av tall och med stort inslag av äldre träd bör undantas från skoglig produktion (SLU Artdatabanken, 2024).</w:t>
+      </w:r>
+    </w:p>
+    <w:p>
+      <w:r>
+        <w:rPr>
+          <w:b/>
+        </w:rPr>
+        <w:t>Reliktbock (NT)</w:t>
+      </w:r>
+      <w:r>
+        <w:t xml:space="preserve"> är en skalbagge vars larvutveckling sker i tjock, solexponerad skorpbark på gamla, levande tallar. Ofta i träd som under längre tid stått fritt och öppet, t.ex. i kantzoner i odlingslandskap, längs stränder och åsar, men också i gles, gammal tallskog på mager mark. Arten är brandgynnad genom att omgivande småträd och buskar försvinner vid lågintensiva bränder samtidigt som gamla tallar överlever och förblir solexponerade. Minskningstakten för den svenska populationen bedöms vara nära gränsvärdet för Sårbar (VU) och i den europeiska rödlistan är reliktbock rödlistad som Sårbar (VU) vilket innebär att Sverige har ett internationellt ansvar för arten. Gamla tallskogar bör få ett långsiktigt skydd, och inte slutavverkas. Reliktbock är typisk art för </w:t>
+      </w:r>
+      <w:r>
+        <w:rPr>
+          <w:i/>
+        </w:rPr>
+        <w:t>9010 Taiga</w:t>
+      </w:r>
+      <w:r>
+        <w:t xml:space="preserve"> och</w:t>
+      </w:r>
+      <w:r>
+        <w:rPr>
+          <w:i/>
+        </w:rPr>
+        <w:t xml:space="preserve"> 9060 Åsbarrskog</w:t>
+      </w:r>
+      <w:r>
+        <w:t xml:space="preserve"> (SLU Artdatabanken, 2024; IUCN, 2016).</w:t>
+      </w:r>
+    </w:p>
+    <w:p>
+      <w:r>
+        <w:rPr>
+          <w:b/>
+        </w:rPr>
+        <w:t>Skrovellav (NT)</w:t>
+      </w:r>
+      <w:r>
+        <w:t xml:space="preserve"> växer på gamla lövträd och på klippor i gamla skogar med hög och jämn luftfuktighet. Slutavverkning av kontinuitetsskog utgör det största hotet och lavens fortsatta förekomst bör säkerställas genom att lokaler med äldre skog skyddas. I områden med mycket hög luftfuktighet kan man på bålen av skrovellav finna de sällsynta parasitsvamparna skrovellavsknapp (EN), </w:t>
+      </w:r>
+      <w:r>
+        <w:rPr>
+          <w:i/>
+        </w:rPr>
+        <w:t>Catillaria lobariicola</w:t>
+      </w:r>
+      <w:r>
+        <w:t xml:space="preserve"> (VU) och </w:t>
+      </w:r>
+      <w:r>
+        <w:rPr>
+          <w:i/>
+        </w:rPr>
+        <w:t>Merismatium lobariae</w:t>
+      </w:r>
+      <w:r>
+        <w:t xml:space="preserve"> (DD). Skrovellav är typisk art för </w:t>
+      </w:r>
+      <w:r>
+        <w:rPr>
+          <w:i/>
+        </w:rPr>
+        <w:t xml:space="preserve">9010 Taiga, 9020 Nordlig ädellövskog, 9040 Fjällbjörkskog, 9070 Trädklädd betesmark, 9160 Näringsrik ekskog, 9180 Ädellövskog i branter, 9190 Näringsfattig ekskog, 8210 Kalkbranter </w:t>
+      </w:r>
+      <w:r>
+        <w:t xml:space="preserve">och </w:t>
+      </w:r>
+      <w:r>
+        <w:rPr>
+          <w:i/>
+        </w:rPr>
+        <w:t>6530 Lövängar</w:t>
+      </w:r>
+      <w:r>
+        <w:t xml:space="preserve"> (SLU Artdatabanken, 2026; Nitare &amp; Skogsstyrelsen, 2019).</w:t>
       </w:r>
     </w:p>
     <w:p>
@@ -484,12 +578,105 @@
         <w:t>Talltita (NT, §4)</w:t>
       </w:r>
       <w:r>
-        <w:t>, rödlistad som nära hotad och prioriterad art i Skogsvårdslagen har häckningsrevir i anmälan. Arten har minskat kraftigt de senaste 30 åren och minskningstakten innevarande 10-årsperiod beräknas till 20 (10–30) %. Talltitan är synnerligen trogen sitt cirka 15 hektar stora revir och är beroende av flerskiktade olikåldriga skogar för att kunna föda upp sina ungar. Talltitan försvinner om dess livsmiljö kalavverkas (Eggers &amp; Low (2014); Ekman (1979); Griesser et al (2007); Klein (2020); Siffczyk et al (2003); SLU Artdatabanken (2021).</w:t>
+        <w:t>, rödlistad som nära hotad och prioriterad art i Skogsvårdslagen, har häckningsrevir i anmälan. Arten har minskat kraftigt de senaste 30 åren och minskningstakten innevarande 10-årsperiod beräknas till 20 (10–30) %. Talltitan är synnerligen trogen sitt cirka 15 hektar stora revir och är beroende av flerskiktade olikåldriga skogar för att kunna föda upp sina ungar. Talltitan försvinner om dess livsmiljö kalavverkas (Eggers &amp; Low, 2014; Ekman, 1979; Griesser et al, 2007; Klein, 2020; Siffczyk et al, 2003; SLU Artdatabanken, 2021).</w:t>
       </w:r>
     </w:p>
     <w:p>
       <w:r>
-        <w:t>I BILAGA 1 finns mer detaljerad information om ekologi samt krav på livsmiljö hos fridlysta arter.</w:t>
+        <w:rPr>
+          <w:b/>
+        </w:rPr>
+        <w:t xml:space="preserve">Vaddporing (NT) </w:t>
+      </w:r>
+      <w:r>
+        <w:t>är en brunrötande vednedbrytare som hittas på undersidan av liggande murken tallved i olika former. Substratet utgörs framför allt av den typ av hård, kådimpregnerad och ofta kolad tallved som skapas i brandpräglad skog. Vedtypen nybildas i mycket liten omfattning och det är sannolikt att arten upplever en utdöendeskuld. För att garantera artens fortlevnad bör man både säkra att artens växtplatser hålls intakta samt att långsiktigt säkerställa att ny ved tillkommer, allra helst i omedelbar anslutning till artens växtplatser. Skoglig gallring och annat uttag av virke innebär ett hot mot arten (SLU Artdatabanken, 2024).</w:t>
+      </w:r>
+    </w:p>
+    <w:p>
+      <w:r>
+        <w:rPr>
+          <w:b/>
+        </w:rPr>
+        <w:t>Vedflamlav (NT)</w:t>
+      </w:r>
+      <w:r>
+        <w:t xml:space="preserve"> växer på gammal hård och torr, exponerad kärnved av tall, främst på högstubbar i ljusöppna lägen, t.ex. vid och på myrar, sjökanter, i glesa hällmarkskogar och i brandpräglade tallnaturskogar. Substratet nyskapas i begränsad omfattning och arten är en utmärkt indikator på höga naturvärden i denna skogstyp. Tall- och barrblandskogar med naturskogskaraktär och spår av bränder har ofta höga biologiska värden och bör skyddas. På vedflamlavens bål kan den sällsynta spiklaven/parasiten </w:t>
+      </w:r>
+      <w:r>
+        <w:rPr>
+          <w:i/>
+        </w:rPr>
+        <w:t>Calicium ramboldiicola</w:t>
+      </w:r>
+      <w:r>
+        <w:t xml:space="preserve"> (VU) påträffas (SLU Artdatabanken, 2026).</w:t>
+      </w:r>
+    </w:p>
+    <w:p>
+      <w:r>
+        <w:rPr>
+          <w:b/>
+        </w:rPr>
+        <w:t>Vedskivlav (NT)</w:t>
+      </w:r>
+      <w:r>
+        <w:t xml:space="preserve"> växer på gammal, torr, exponerad, hård kärnved av framförallt tall i naturskogsartade bestånd. Avverkning av tallskog av naturskogskaraktär med spår av återkommande bränder är ett hot. Mängden lämplig ved att växa på för vedskivlav minskar, dels på grund av naturlig nedbrytning men framförallt på grund av att de förstörs i samband med slutavverkningar, gallringar och markberedning. Tall- och blandbarrskogar av naturskogskaraktär med spår av återkommande bränder bör skyddas. Vedskivlav är typisk art för </w:t>
+      </w:r>
+      <w:r>
+        <w:rPr>
+          <w:i/>
+        </w:rPr>
+        <w:t>9010 Taiga</w:t>
+      </w:r>
+      <w:r>
+        <w:t xml:space="preserve"> (SLU Artdatabanken, 2024).</w:t>
+      </w:r>
+    </w:p>
+    <w:p>
+      <w:r>
+        <w:rPr>
+          <w:b/>
+        </w:rPr>
+        <w:t>Bårdlav</w:t>
+      </w:r>
+      <w:r>
+        <w:t xml:space="preserve"> signalerar miljöer med höga naturvärden och på lokalerna finns vanligtvis många andra ovanliga och rödlistade arter. Den visar även på platser med hög och jämn luftfuktighet. På bårdlav och andra njurlavar (Nephroma) kan de sällsynta parasiterna </w:t>
+      </w:r>
+      <w:r>
+        <w:rPr>
+          <w:i/>
+        </w:rPr>
+        <w:t xml:space="preserve">Protounguicularia nephromatis </w:t>
+      </w:r>
+      <w:r>
+        <w:t xml:space="preserve">(VU) och </w:t>
+      </w:r>
+      <w:r>
+        <w:rPr>
+          <w:i/>
+        </w:rPr>
+        <w:t xml:space="preserve">Tremella nephromatis </w:t>
+      </w:r>
+      <w:r>
+        <w:t xml:space="preserve">(DD) påträffas. Bårdlav är typisk art för </w:t>
+      </w:r>
+      <w:r>
+        <w:rPr>
+          <w:i/>
+        </w:rPr>
+        <w:t xml:space="preserve">9010 Taiga, 9020 Nordlig ädellövskog, 9070 Trädklädd betesmark, 9110 Näringsfattig bokskog, 9160 Näringsrik ekskog, 9180 Ädellövskog i branter </w:t>
+      </w:r>
+      <w:r>
+        <w:t>och</w:t>
+      </w:r>
+      <w:r>
+        <w:rPr>
+          <w:i/>
+        </w:rPr>
+        <w:t xml:space="preserve"> 9190 Näringsfattig ekskog</w:t>
+      </w:r>
+      <w:r>
+        <w:t xml:space="preserve"> (SLU Artdatabanken, 2026; Nitare &amp; Skogsstyrelsen, 2019).</w:t>
       </w:r>
     </w:p>
     <w:p>
@@ -810,57 +997,57 @@
     </w:p>
     <w:p>
       <w:r>
-        <w:t>Lunglav (NT) är en av vårt lands främsta signalarter som överallt indikerar gamla lövträd, skogsbestånd med höga naturvärden och ekosystem med lång skoglig kontinuitet. Lokalt kan förekomsten vara mycket riklig men den hittas nästan enbart i gamla och ej slutavverkade skogar. Artens samtliga förekomster bör uppmärksammas från naturvårdssynpunkt, då många lokaler även hyser andra ovanliga och rödlistade arter. Rikliga förekomster bör skyddas med biotopskydd, frivilliga avsättningar eller reservat (SLU Artdatabanken, 2024; Nitare &amp; Skogsstyrelsen, 2019).</w:t>
-      </w:r>
-    </w:p>
-    <w:p>
-      <w:r>
-        <w:t xml:space="preserve">På lunglav kan man sällsynt finna små svarta skivlika bildningar som liknar apothecier men som är en parasitisk svamp, Lunglavsknapp </w:t>
+        <w:t xml:space="preserve">Lunglav (NT) är en av vårt lands främsta signalarter som överallt indikerar gamla lövträd, skogsbestånd med höga naturvärden och ekosystem med lång skoglig kontinuitet. Lokalt kan förekomsten vara mycket riklig men den hittas nästan enbart i gamla och ej slutavverkade skogar. Artens samtliga förekomster bör uppmärksammas från naturvårdssynpunkt, då många lokaler även hyser andra ovanliga och rödlistade arter, däribland de sällsynta lavparasiterna lunglavshårprick (CR), </w:t>
       </w:r>
       <w:r>
         <w:rPr>
           <w:i/>
         </w:rPr>
-        <w:t>Plectocarpon lichenum</w:t>
-      </w:r>
-      <w:r>
-        <w:t xml:space="preserve"> (VU). Det finns ytterligare ett antal parasiter vilka bara förekommer på lunglav: Skrovelmössing </w:t>
+        <w:t>Abrothallus diederichii</w:t>
+      </w:r>
+      <w:r>
+        <w:t xml:space="preserve"> (VU), </w:t>
       </w:r>
       <w:r>
         <w:rPr>
           <w:i/>
         </w:rPr>
-        <w:t>Dactylospora lobariella</w:t>
-      </w:r>
-      <w:r>
-        <w:t xml:space="preserve"> (rödlistad som Kunskapsbrist DD) och Lunglavshårprick </w:t>
+        <w:t>Abrothallus lobariae</w:t>
+      </w:r>
+      <w:r>
+        <w:t xml:space="preserve"> (VU), </w:t>
       </w:r>
       <w:r>
         <w:rPr>
           <w:i/>
         </w:rPr>
-        <w:t>Niesslia lobariae</w:t>
-      </w:r>
-      <w:r>
-        <w:t xml:space="preserve"> (rödlistad som Kunskapsbrist DD). Skrovelmössing (DD) har små svarta apothecier och bruna, 1-septerade sporer och Lunglavshårprick (DD) har brunhåriga perithecier och färglösa, 1-septerade sporer. Nyligen har ytterligare två lavparasiter påträffats i Sverige som växer på lunglav: </w:t>
+        <w:t>Calycina lobariae</w:t>
+      </w:r>
+      <w:r>
+        <w:t xml:space="preserve"> (VU), lunglavsknapp (VU) och skrovelmössing (VU), som växer på lunglav. Rikliga förekomster med lunglav bör skyddas med biotopskydd, frivilliga avsättningar eller reservat (SLU Artdatabanken, 2026; Nitare &amp; Skogsstyrelsen, 2019).</w:t>
+      </w:r>
+    </w:p>
+    <w:p>
+      <w:r>
+        <w:t xml:space="preserve">Lunglav är typisk art för </w:t>
       </w:r>
       <w:r>
         <w:rPr>
           <w:i/>
         </w:rPr>
-        <w:t>Calycina alstrupii</w:t>
-      </w:r>
-      <w:r>
-        <w:t xml:space="preserve"> (NA) och </w:t>
+        <w:t>9010 Taiga, 9020 Nordlig ädellövskog, 9110 Näringsfattig bokskog, 9130 Näringsrik bokskog, 9160 Näringsrik ekskog, 9180 Ädellövskog i branter, 9190 Näringsfattig ekskog, 9070 Trädklädd betesmark, 9040 Fjällbjörkskog</w:t>
+      </w:r>
+      <w:r>
+        <w:t xml:space="preserve"> och</w:t>
       </w:r>
       <w:r>
         <w:rPr>
           <w:i/>
         </w:rPr>
-        <w:t>Chalara lobariae</w:t>
-      </w:r>
-      <w:r>
-        <w:t xml:space="preserve"> (NA) (SLU Artdatabanken, 2025; SLU Artdatabanken, 2024; Nitare &amp; Skogsstyrelsen, 2019).</w:t>
+        <w:t xml:space="preserve"> 6530 Lövängar</w:t>
+      </w:r>
+      <w:r>
+        <w:t xml:space="preserve"> (SLU Artdatabanken, 2026).</w:t>
       </w:r>
     </w:p>
     <w:p>
@@ -887,7 +1074,7 @@
     </w:p>
     <w:p>
       <w:r>
-        <w:t xml:space="preserve">SLU Artdatabanken, 2024. </w:t>
+        <w:t xml:space="preserve">SLU Artdatabanken, 2026. </w:t>
       </w:r>
       <w:r>
         <w:rPr>
@@ -897,20 +1084,6 @@
       </w:r>
       <w:r>
         <w:t>SLU Artdatabanken, Uppsala.</w:t>
-      </w:r>
-    </w:p>
-    <w:p>
-      <w:r>
-        <w:t xml:space="preserve">SLU Artdatabanken, 2025. </w:t>
-      </w:r>
-      <w:r>
-        <w:rPr>
-          <w:i/>
-        </w:rPr>
-        <w:t xml:space="preserve">Över 20 nya lavparasiter för Sverige. </w:t>
-      </w:r>
-      <w:r>
-        <w:t>https://www.slu.se/artdatabanken/arter-och-natur/artiklar/over-20-nya-lavparasiter-for-sverige/</w:t>
       </w:r>
     </w:p>
     <w:p>
@@ -1051,7 +1224,7 @@
 </file>
 
 <file path=word/endnotes.xml><?xml version="1.0" encoding="utf-8"?>
-<w:endnotes xmlns:wpc="http://schemas.microsoft.com/office/word/2010/wordprocessingCanvas" xmlns:cx="http://schemas.microsoft.com/office/drawing/2014/chartex" xmlns:cx1="http://schemas.microsoft.com/office/drawing/2015/9/8/chartex" xmlns:cx2="http://schemas.microsoft.com/office/drawing/2015/10/21/chartex" xmlns:cx3="http://schemas.microsoft.com/office/drawing/2016/5/9/chartex" xmlns:cx4="http://schemas.microsoft.com/office/drawing/2016/5/10/chartex" xmlns:cx5="http://schemas.microsoft.com/office/drawing/2016/5/11/chartex" xmlns:cx6="http://schemas.microsoft.com/office/drawing/2016/5/12/chartex" xmlns:cx7="http://schemas.microsoft.com/office/drawing/2016/5/13/chartex" xmlns:cx8="http://schemas.microsoft.com/office/drawing/2016/5/14/chartex" xmlns:mc="http://schemas.openxmlformats.org/markup-compatibility/2006" xmlns:aink="http://schemas.microsoft.com/office/drawing/2016/ink" xmlns:am3d="http://schemas.microsoft.com/office/drawing/2017/model3d" xmlns:o="urn:schemas-microsoft-com:office:office" xmlns:oel="http://schemas.microsoft.com/office/2019/extlst" xmlns:r="http://schemas.openxmlformats.org/officeDocument/2006/relationships" xmlns:m="http://schemas.openxmlformats.org/officeDocument/2006/math" xmlns:v="urn:schemas-microsoft-com:vml" xmlns:wp14="http://schemas.microsoft.com/office/word/2010/wordprocessingDrawing" xmlns:wp="http://schemas.openxmlformats.org/drawingml/2006/wordprocessingDrawing" xmlns:w10="urn:schemas-microsoft-com:office:word" xmlns:w="http://schemas.openxmlformats.org/wordprocessingml/2006/main" xmlns:w14="http://schemas.microsoft.com/office/word/2010/wordml" xmlns:w15="http://schemas.microsoft.com/office/word/2012/wordml" xmlns:w16cex="http://schemas.microsoft.com/office/word/2018/wordml/cex" xmlns:w16cid="http://schemas.microsoft.com/office/word/2016/wordml/cid" xmlns:w16="http://schemas.microsoft.com/office/word/2018/wordml" xmlns:w16sdtdh="http://schemas.microsoft.com/office/word/2020/wordml/sdtdatahash" xmlns:w16se="http://schemas.microsoft.com/office/word/2015/wordml/symex" xmlns:wpg="http://schemas.microsoft.com/office/word/2010/wordprocessingGroup" xmlns:wpi="http://schemas.microsoft.com/office/word/2010/wordprocessingInk" xmlns:wne="http://schemas.microsoft.com/office/word/2006/wordml" xmlns:wps="http://schemas.microsoft.com/office/word/2010/wordprocessingShape" mc:Ignorable="w14 w15 w16se w16cid w16 w16cex w16sdtdh wp14">
+<w:endnotes xmlns:wpc="http://schemas.microsoft.com/office/word/2010/wordprocessingCanvas" xmlns:cx="http://schemas.microsoft.com/office/drawing/2014/chartex" xmlns:cx1="http://schemas.microsoft.com/office/drawing/2015/9/8/chartex" xmlns:cx2="http://schemas.microsoft.com/office/drawing/2015/10/21/chartex" xmlns:cx3="http://schemas.microsoft.com/office/drawing/2016/5/9/chartex" xmlns:cx4="http://schemas.microsoft.com/office/drawing/2016/5/10/chartex" xmlns:cx5="http://schemas.microsoft.com/office/drawing/2016/5/11/chartex" xmlns:cx6="http://schemas.microsoft.com/office/drawing/2016/5/12/chartex" xmlns:cx7="http://schemas.microsoft.com/office/drawing/2016/5/13/chartex" xmlns:cx8="http://schemas.microsoft.com/office/drawing/2016/5/14/chartex" xmlns:mc="http://schemas.openxmlformats.org/markup-compatibility/2006" xmlns:aink="http://schemas.microsoft.com/office/drawing/2016/ink" xmlns:am3d="http://schemas.microsoft.com/office/drawing/2017/model3d" xmlns:o="urn:schemas-microsoft-com:office:office" xmlns:oel="http://schemas.microsoft.com/office/2019/extlst" xmlns:r="http://schemas.openxmlformats.org/officeDocument/2006/relationships" xmlns:m="http://schemas.openxmlformats.org/officeDocument/2006/math" xmlns:v="urn:schemas-microsoft-com:vml" xmlns:wp14="http://schemas.microsoft.com/office/word/2010/wordprocessingDrawing" xmlns:wp="http://schemas.openxmlformats.org/drawingml/2006/wordprocessingDrawing" xmlns:w10="urn:schemas-microsoft-com:office:word" xmlns:w="http://schemas.openxmlformats.org/wordprocessingml/2006/main" xmlns:w14="http://schemas.microsoft.com/office/word/2010/wordml" xmlns:w15="http://schemas.microsoft.com/office/word/2012/wordml" xmlns:w16cex="http://schemas.microsoft.com/office/word/2018/wordml/cex" xmlns:w16cid="http://schemas.microsoft.com/office/word/2016/wordml/cid" xmlns:w16="http://schemas.microsoft.com/office/word/2018/wordml" xmlns:w16du="http://schemas.microsoft.com/office/word/2023/wordml/word16du" xmlns:w16sdtdh="http://schemas.microsoft.com/office/word/2020/wordml/sdtdatahash" xmlns:w16sdtfl="http://schemas.microsoft.com/office/word/2024/wordml/sdtformatlock" xmlns:w16se="http://schemas.microsoft.com/office/word/2015/wordml/symex" xmlns:wpg="http://schemas.microsoft.com/office/word/2010/wordprocessingGroup" xmlns:wpi="http://schemas.microsoft.com/office/word/2010/wordprocessingInk" xmlns:wne="http://schemas.microsoft.com/office/word/2006/wordml" xmlns:wps="http://schemas.microsoft.com/office/word/2010/wordprocessingShape" mc:Ignorable="w14 w15 w16se w16cid w16 w16cex w16sdtdh w16sdtfl w16du wp14">
   <w:endnote w:type="separator" w:id="-1">
     <w:p>
       <w:pPr>
@@ -1076,7 +1249,7 @@
 </file>
 
 <file path=word/footer1.xml><?xml version="1.0" encoding="utf-8"?>
-<w:ftr xmlns:wpc="http://schemas.microsoft.com/office/word/2010/wordprocessingCanvas" xmlns:cx="http://schemas.microsoft.com/office/drawing/2014/chartex" xmlns:cx1="http://schemas.microsoft.com/office/drawing/2015/9/8/chartex" xmlns:cx2="http://schemas.microsoft.com/office/drawing/2015/10/21/chartex" xmlns:cx3="http://schemas.microsoft.com/office/drawing/2016/5/9/chartex" xmlns:cx4="http://schemas.microsoft.com/office/drawing/2016/5/10/chartex" xmlns:cx5="http://schemas.microsoft.com/office/drawing/2016/5/11/chartex" xmlns:cx6="http://schemas.microsoft.com/office/drawing/2016/5/12/chartex" xmlns:cx7="http://schemas.microsoft.com/office/drawing/2016/5/13/chartex" xmlns:cx8="http://schemas.microsoft.com/office/drawing/2016/5/14/chartex" xmlns:mc="http://schemas.openxmlformats.org/markup-compatibility/2006" xmlns:aink="http://schemas.microsoft.com/office/drawing/2016/ink" xmlns:am3d="http://schemas.microsoft.com/office/drawing/2017/model3d" xmlns:o="urn:schemas-microsoft-com:office:office" xmlns:oel="http://schemas.microsoft.com/office/2019/extlst" xmlns:r="http://schemas.openxmlformats.org/officeDocument/2006/relationships" xmlns:m="http://schemas.openxmlformats.org/officeDocument/2006/math" xmlns:v="urn:schemas-microsoft-com:vml" xmlns:wp14="http://schemas.microsoft.com/office/word/2010/wordprocessingDrawing" xmlns:wp="http://schemas.openxmlformats.org/drawingml/2006/wordprocessingDrawing" xmlns:w10="urn:schemas-microsoft-com:office:word" xmlns:w="http://schemas.openxmlformats.org/wordprocessingml/2006/main" xmlns:w14="http://schemas.microsoft.com/office/word/2010/wordml" xmlns:w15="http://schemas.microsoft.com/office/word/2012/wordml" xmlns:w16cex="http://schemas.microsoft.com/office/word/2018/wordml/cex" xmlns:w16cid="http://schemas.microsoft.com/office/word/2016/wordml/cid" xmlns:w16="http://schemas.microsoft.com/office/word/2018/wordml" xmlns:w16sdtdh="http://schemas.microsoft.com/office/word/2020/wordml/sdtdatahash" xmlns:w16se="http://schemas.microsoft.com/office/word/2015/wordml/symex" xmlns:wpg="http://schemas.microsoft.com/office/word/2010/wordprocessingGroup" xmlns:wpi="http://schemas.microsoft.com/office/word/2010/wordprocessingInk" xmlns:wne="http://schemas.microsoft.com/office/word/2006/wordml" xmlns:wps="http://schemas.microsoft.com/office/word/2010/wordprocessingShape" mc:Ignorable="w14 w15 w16se w16cid w16 w16cex w16sdtdh wp14">
+<w:ftr xmlns:wpc="http://schemas.microsoft.com/office/word/2010/wordprocessingCanvas" xmlns:cx="http://schemas.microsoft.com/office/drawing/2014/chartex" xmlns:cx1="http://schemas.microsoft.com/office/drawing/2015/9/8/chartex" xmlns:cx2="http://schemas.microsoft.com/office/drawing/2015/10/21/chartex" xmlns:cx3="http://schemas.microsoft.com/office/drawing/2016/5/9/chartex" xmlns:cx4="http://schemas.microsoft.com/office/drawing/2016/5/10/chartex" xmlns:cx5="http://schemas.microsoft.com/office/drawing/2016/5/11/chartex" xmlns:cx6="http://schemas.microsoft.com/office/drawing/2016/5/12/chartex" xmlns:cx7="http://schemas.microsoft.com/office/drawing/2016/5/13/chartex" xmlns:cx8="http://schemas.microsoft.com/office/drawing/2016/5/14/chartex" xmlns:mc="http://schemas.openxmlformats.org/markup-compatibility/2006" xmlns:aink="http://schemas.microsoft.com/office/drawing/2016/ink" xmlns:am3d="http://schemas.microsoft.com/office/drawing/2017/model3d" xmlns:o="urn:schemas-microsoft-com:office:office" xmlns:oel="http://schemas.microsoft.com/office/2019/extlst" xmlns:r="http://schemas.openxmlformats.org/officeDocument/2006/relationships" xmlns:m="http://schemas.openxmlformats.org/officeDocument/2006/math" xmlns:v="urn:schemas-microsoft-com:vml" xmlns:wp14="http://schemas.microsoft.com/office/word/2010/wordprocessingDrawing" xmlns:wp="http://schemas.openxmlformats.org/drawingml/2006/wordprocessingDrawing" xmlns:w10="urn:schemas-microsoft-com:office:word" xmlns:w="http://schemas.openxmlformats.org/wordprocessingml/2006/main" xmlns:w14="http://schemas.microsoft.com/office/word/2010/wordml" xmlns:w15="http://schemas.microsoft.com/office/word/2012/wordml" xmlns:w16cex="http://schemas.microsoft.com/office/word/2018/wordml/cex" xmlns:w16cid="http://schemas.microsoft.com/office/word/2016/wordml/cid" xmlns:w16="http://schemas.microsoft.com/office/word/2018/wordml" xmlns:w16du="http://schemas.microsoft.com/office/word/2023/wordml/word16du" xmlns:w16sdtdh="http://schemas.microsoft.com/office/word/2020/wordml/sdtdatahash" xmlns:w16sdtfl="http://schemas.microsoft.com/office/word/2024/wordml/sdtformatlock" xmlns:w16se="http://schemas.microsoft.com/office/word/2015/wordml/symex" xmlns:wpg="http://schemas.microsoft.com/office/word/2010/wordprocessingGroup" xmlns:wpi="http://schemas.microsoft.com/office/word/2010/wordprocessingInk" xmlns:wne="http://schemas.microsoft.com/office/word/2006/wordml" xmlns:wps="http://schemas.microsoft.com/office/word/2010/wordprocessingShape" mc:Ignorable="w14 w15 w16se w16cid w16 w16cex w16sdtdh w16sdtfl w16du wp14">
   <w:p>
     <w:pPr>
       <w:pStyle w:val="Footer"/>
@@ -1086,7 +1259,7 @@
 </file>
 
 <file path=word/footer2.xml><?xml version="1.0" encoding="utf-8"?>
-<w:ftr xmlns:wpc="http://schemas.microsoft.com/office/word/2010/wordprocessingCanvas" xmlns:cx="http://schemas.microsoft.com/office/drawing/2014/chartex" xmlns:cx1="http://schemas.microsoft.com/office/drawing/2015/9/8/chartex" xmlns:cx2="http://schemas.microsoft.com/office/drawing/2015/10/21/chartex" xmlns:cx3="http://schemas.microsoft.com/office/drawing/2016/5/9/chartex" xmlns:cx4="http://schemas.microsoft.com/office/drawing/2016/5/10/chartex" xmlns:cx5="http://schemas.microsoft.com/office/drawing/2016/5/11/chartex" xmlns:cx6="http://schemas.microsoft.com/office/drawing/2016/5/12/chartex" xmlns:cx7="http://schemas.microsoft.com/office/drawing/2016/5/13/chartex" xmlns:cx8="http://schemas.microsoft.com/office/drawing/2016/5/14/chartex" xmlns:mc="http://schemas.openxmlformats.org/markup-compatibility/2006" xmlns:aink="http://schemas.microsoft.com/office/drawing/2016/ink" xmlns:am3d="http://schemas.microsoft.com/office/drawing/2017/model3d" xmlns:o="urn:schemas-microsoft-com:office:office" xmlns:oel="http://schemas.microsoft.com/office/2019/extlst" xmlns:r="http://schemas.openxmlformats.org/officeDocument/2006/relationships" xmlns:m="http://schemas.openxmlformats.org/officeDocument/2006/math" xmlns:v="urn:schemas-microsoft-com:vml" xmlns:wp14="http://schemas.microsoft.com/office/word/2010/wordprocessingDrawing" xmlns:wp="http://schemas.openxmlformats.org/drawingml/2006/wordprocessingDrawing" xmlns:w10="urn:schemas-microsoft-com:office:word" xmlns:w="http://schemas.openxmlformats.org/wordprocessingml/2006/main" xmlns:w14="http://schemas.microsoft.com/office/word/2010/wordml" xmlns:w15="http://schemas.microsoft.com/office/word/2012/wordml" xmlns:w16cex="http://schemas.microsoft.com/office/word/2018/wordml/cex" xmlns:w16cid="http://schemas.microsoft.com/office/word/2016/wordml/cid" xmlns:w16="http://schemas.microsoft.com/office/word/2018/wordml" xmlns:w16sdtdh="http://schemas.microsoft.com/office/word/2020/wordml/sdtdatahash" xmlns:w16se="http://schemas.microsoft.com/office/word/2015/wordml/symex" xmlns:wpg="http://schemas.microsoft.com/office/word/2010/wordprocessingGroup" xmlns:wpi="http://schemas.microsoft.com/office/word/2010/wordprocessingInk" xmlns:wne="http://schemas.microsoft.com/office/word/2006/wordml" xmlns:wps="http://schemas.microsoft.com/office/word/2010/wordprocessingShape" mc:Ignorable="w14 w15 w16se w16cid w16 w16cex w16sdtdh wp14">
+<w:ftr xmlns:wpc="http://schemas.microsoft.com/office/word/2010/wordprocessingCanvas" xmlns:cx="http://schemas.microsoft.com/office/drawing/2014/chartex" xmlns:cx1="http://schemas.microsoft.com/office/drawing/2015/9/8/chartex" xmlns:cx2="http://schemas.microsoft.com/office/drawing/2015/10/21/chartex" xmlns:cx3="http://schemas.microsoft.com/office/drawing/2016/5/9/chartex" xmlns:cx4="http://schemas.microsoft.com/office/drawing/2016/5/10/chartex" xmlns:cx5="http://schemas.microsoft.com/office/drawing/2016/5/11/chartex" xmlns:cx6="http://schemas.microsoft.com/office/drawing/2016/5/12/chartex" xmlns:cx7="http://schemas.microsoft.com/office/drawing/2016/5/13/chartex" xmlns:cx8="http://schemas.microsoft.com/office/drawing/2016/5/14/chartex" xmlns:mc="http://schemas.openxmlformats.org/markup-compatibility/2006" xmlns:aink="http://schemas.microsoft.com/office/drawing/2016/ink" xmlns:am3d="http://schemas.microsoft.com/office/drawing/2017/model3d" xmlns:o="urn:schemas-microsoft-com:office:office" xmlns:oel="http://schemas.microsoft.com/office/2019/extlst" xmlns:r="http://schemas.openxmlformats.org/officeDocument/2006/relationships" xmlns:m="http://schemas.openxmlformats.org/officeDocument/2006/math" xmlns:v="urn:schemas-microsoft-com:vml" xmlns:wp14="http://schemas.microsoft.com/office/word/2010/wordprocessingDrawing" xmlns:wp="http://schemas.openxmlformats.org/drawingml/2006/wordprocessingDrawing" xmlns:w10="urn:schemas-microsoft-com:office:word" xmlns:w="http://schemas.openxmlformats.org/wordprocessingml/2006/main" xmlns:w14="http://schemas.microsoft.com/office/word/2010/wordml" xmlns:w15="http://schemas.microsoft.com/office/word/2012/wordml" xmlns:w16cex="http://schemas.microsoft.com/office/word/2018/wordml/cex" xmlns:w16cid="http://schemas.microsoft.com/office/word/2016/wordml/cid" xmlns:w16="http://schemas.microsoft.com/office/word/2018/wordml" xmlns:w16du="http://schemas.microsoft.com/office/word/2023/wordml/word16du" xmlns:w16sdtdh="http://schemas.microsoft.com/office/word/2020/wordml/sdtdatahash" xmlns:w16sdtfl="http://schemas.microsoft.com/office/word/2024/wordml/sdtformatlock" xmlns:w16se="http://schemas.microsoft.com/office/word/2015/wordml/symex" xmlns:wpg="http://schemas.microsoft.com/office/word/2010/wordprocessingGroup" xmlns:wpi="http://schemas.microsoft.com/office/word/2010/wordprocessingInk" xmlns:wne="http://schemas.microsoft.com/office/word/2006/wordml" xmlns:wps="http://schemas.microsoft.com/office/word/2010/wordprocessingShape" mc:Ignorable="w14 w15 w16se w16cid w16 w16cex w16sdtdh w16sdtfl w16du wp14">
   <w:p>
     <w:pPr>
       <w:pStyle w:val="Footer"/>
@@ -1096,7 +1269,7 @@
 </file>
 
 <file path=word/footer3.xml><?xml version="1.0" encoding="utf-8"?>
-<w:ftr xmlns:wpc="http://schemas.microsoft.com/office/word/2010/wordprocessingCanvas" xmlns:cx="http://schemas.microsoft.com/office/drawing/2014/chartex" xmlns:cx1="http://schemas.microsoft.com/office/drawing/2015/9/8/chartex" xmlns:cx2="http://schemas.microsoft.com/office/drawing/2015/10/21/chartex" xmlns:cx3="http://schemas.microsoft.com/office/drawing/2016/5/9/chartex" xmlns:cx4="http://schemas.microsoft.com/office/drawing/2016/5/10/chartex" xmlns:cx5="http://schemas.microsoft.com/office/drawing/2016/5/11/chartex" xmlns:cx6="http://schemas.microsoft.com/office/drawing/2016/5/12/chartex" xmlns:cx7="http://schemas.microsoft.com/office/drawing/2016/5/13/chartex" xmlns:cx8="http://schemas.microsoft.com/office/drawing/2016/5/14/chartex" xmlns:mc="http://schemas.openxmlformats.org/markup-compatibility/2006" xmlns:aink="http://schemas.microsoft.com/office/drawing/2016/ink" xmlns:am3d="http://schemas.microsoft.com/office/drawing/2017/model3d" xmlns:o="urn:schemas-microsoft-com:office:office" xmlns:oel="http://schemas.microsoft.com/office/2019/extlst" xmlns:r="http://schemas.openxmlformats.org/officeDocument/2006/relationships" xmlns:m="http://schemas.openxmlformats.org/officeDocument/2006/math" xmlns:v="urn:schemas-microsoft-com:vml" xmlns:wp14="http://schemas.microsoft.com/office/word/2010/wordprocessingDrawing" xmlns:wp="http://schemas.openxmlformats.org/drawingml/2006/wordprocessingDrawing" xmlns:w10="urn:schemas-microsoft-com:office:word" xmlns:w="http://schemas.openxmlformats.org/wordprocessingml/2006/main" xmlns:w14="http://schemas.microsoft.com/office/word/2010/wordml" xmlns:w15="http://schemas.microsoft.com/office/word/2012/wordml" xmlns:w16cex="http://schemas.microsoft.com/office/word/2018/wordml/cex" xmlns:w16cid="http://schemas.microsoft.com/office/word/2016/wordml/cid" xmlns:w16="http://schemas.microsoft.com/office/word/2018/wordml" xmlns:w16sdtdh="http://schemas.microsoft.com/office/word/2020/wordml/sdtdatahash" xmlns:w16se="http://schemas.microsoft.com/office/word/2015/wordml/symex" xmlns:wpg="http://schemas.microsoft.com/office/word/2010/wordprocessingGroup" xmlns:wpi="http://schemas.microsoft.com/office/word/2010/wordprocessingInk" xmlns:wne="http://schemas.microsoft.com/office/word/2006/wordml" xmlns:wps="http://schemas.microsoft.com/office/word/2010/wordprocessingShape" mc:Ignorable="w14 w15 w16se w16cid w16 w16cex w16sdtdh wp14">
+<w:ftr xmlns:wpc="http://schemas.microsoft.com/office/word/2010/wordprocessingCanvas" xmlns:cx="http://schemas.microsoft.com/office/drawing/2014/chartex" xmlns:cx1="http://schemas.microsoft.com/office/drawing/2015/9/8/chartex" xmlns:cx2="http://schemas.microsoft.com/office/drawing/2015/10/21/chartex" xmlns:cx3="http://schemas.microsoft.com/office/drawing/2016/5/9/chartex" xmlns:cx4="http://schemas.microsoft.com/office/drawing/2016/5/10/chartex" xmlns:cx5="http://schemas.microsoft.com/office/drawing/2016/5/11/chartex" xmlns:cx6="http://schemas.microsoft.com/office/drawing/2016/5/12/chartex" xmlns:cx7="http://schemas.microsoft.com/office/drawing/2016/5/13/chartex" xmlns:cx8="http://schemas.microsoft.com/office/drawing/2016/5/14/chartex" xmlns:mc="http://schemas.openxmlformats.org/markup-compatibility/2006" xmlns:aink="http://schemas.microsoft.com/office/drawing/2016/ink" xmlns:am3d="http://schemas.microsoft.com/office/drawing/2017/model3d" xmlns:o="urn:schemas-microsoft-com:office:office" xmlns:oel="http://schemas.microsoft.com/office/2019/extlst" xmlns:r="http://schemas.openxmlformats.org/officeDocument/2006/relationships" xmlns:m="http://schemas.openxmlformats.org/officeDocument/2006/math" xmlns:v="urn:schemas-microsoft-com:vml" xmlns:wp14="http://schemas.microsoft.com/office/word/2010/wordprocessingDrawing" xmlns:wp="http://schemas.openxmlformats.org/drawingml/2006/wordprocessingDrawing" xmlns:w10="urn:schemas-microsoft-com:office:word" xmlns:w="http://schemas.openxmlformats.org/wordprocessingml/2006/main" xmlns:w14="http://schemas.microsoft.com/office/word/2010/wordml" xmlns:w15="http://schemas.microsoft.com/office/word/2012/wordml" xmlns:w16cex="http://schemas.microsoft.com/office/word/2018/wordml/cex" xmlns:w16cid="http://schemas.microsoft.com/office/word/2016/wordml/cid" xmlns:w16="http://schemas.microsoft.com/office/word/2018/wordml" xmlns:w16du="http://schemas.microsoft.com/office/word/2023/wordml/word16du" xmlns:w16sdtdh="http://schemas.microsoft.com/office/word/2020/wordml/sdtdatahash" xmlns:w16sdtfl="http://schemas.microsoft.com/office/word/2024/wordml/sdtformatlock" xmlns:w16se="http://schemas.microsoft.com/office/word/2015/wordml/symex" xmlns:wpg="http://schemas.microsoft.com/office/word/2010/wordprocessingGroup" xmlns:wpi="http://schemas.microsoft.com/office/word/2010/wordprocessingInk" xmlns:wne="http://schemas.microsoft.com/office/word/2006/wordml" xmlns:wps="http://schemas.microsoft.com/office/word/2010/wordprocessingShape" mc:Ignorable="w14 w15 w16se w16cid w16 w16cex w16sdtdh w16sdtfl w16du wp14">
   <w:p>
     <w:pPr>
       <w:pStyle w:val="Footer"/>
@@ -1106,7 +1279,7 @@
 </file>
 
 <file path=word/footnotes.xml><?xml version="1.0" encoding="utf-8"?>
-<w:footnotes xmlns:wpc="http://schemas.microsoft.com/office/word/2010/wordprocessingCanvas" xmlns:cx="http://schemas.microsoft.com/office/drawing/2014/chartex" xmlns:cx1="http://schemas.microsoft.com/office/drawing/2015/9/8/chartex" xmlns:cx2="http://schemas.microsoft.com/office/drawing/2015/10/21/chartex" xmlns:cx3="http://schemas.microsoft.com/office/drawing/2016/5/9/chartex" xmlns:cx4="http://schemas.microsoft.com/office/drawing/2016/5/10/chartex" xmlns:cx5="http://schemas.microsoft.com/office/drawing/2016/5/11/chartex" xmlns:cx6="http://schemas.microsoft.com/office/drawing/2016/5/12/chartex" xmlns:cx7="http://schemas.microsoft.com/office/drawing/2016/5/13/chartex" xmlns:cx8="http://schemas.microsoft.com/office/drawing/2016/5/14/chartex" xmlns:mc="http://schemas.openxmlformats.org/markup-compatibility/2006" xmlns:aink="http://schemas.microsoft.com/office/drawing/2016/ink" xmlns:am3d="http://schemas.microsoft.com/office/drawing/2017/model3d" xmlns:o="urn:schemas-microsoft-com:office:office" xmlns:oel="http://schemas.microsoft.com/office/2019/extlst" xmlns:r="http://schemas.openxmlformats.org/officeDocument/2006/relationships" xmlns:m="http://schemas.openxmlformats.org/officeDocument/2006/math" xmlns:v="urn:schemas-microsoft-com:vml" xmlns:wp14="http://schemas.microsoft.com/office/word/2010/wordprocessingDrawing" xmlns:wp="http://schemas.openxmlformats.org/drawingml/2006/wordprocessingDrawing" xmlns:w10="urn:schemas-microsoft-com:office:word" xmlns:w="http://schemas.openxmlformats.org/wordprocessingml/2006/main" xmlns:w14="http://schemas.microsoft.com/office/word/2010/wordml" xmlns:w15="http://schemas.microsoft.com/office/word/2012/wordml" xmlns:w16cex="http://schemas.microsoft.com/office/word/2018/wordml/cex" xmlns:w16cid="http://schemas.microsoft.com/office/word/2016/wordml/cid" xmlns:w16="http://schemas.microsoft.com/office/word/2018/wordml" xmlns:w16sdtdh="http://schemas.microsoft.com/office/word/2020/wordml/sdtdatahash" xmlns:w16se="http://schemas.microsoft.com/office/word/2015/wordml/symex" xmlns:wpg="http://schemas.microsoft.com/office/word/2010/wordprocessingGroup" xmlns:wpi="http://schemas.microsoft.com/office/word/2010/wordprocessingInk" xmlns:wne="http://schemas.microsoft.com/office/word/2006/wordml" xmlns:wps="http://schemas.microsoft.com/office/word/2010/wordprocessingShape" mc:Ignorable="w14 w15 w16se w16cid w16 w16cex w16sdtdh wp14">
+<w:footnotes xmlns:wpc="http://schemas.microsoft.com/office/word/2010/wordprocessingCanvas" xmlns:cx="http://schemas.microsoft.com/office/drawing/2014/chartex" xmlns:cx1="http://schemas.microsoft.com/office/drawing/2015/9/8/chartex" xmlns:cx2="http://schemas.microsoft.com/office/drawing/2015/10/21/chartex" xmlns:cx3="http://schemas.microsoft.com/office/drawing/2016/5/9/chartex" xmlns:cx4="http://schemas.microsoft.com/office/drawing/2016/5/10/chartex" xmlns:cx5="http://schemas.microsoft.com/office/drawing/2016/5/11/chartex" xmlns:cx6="http://schemas.microsoft.com/office/drawing/2016/5/12/chartex" xmlns:cx7="http://schemas.microsoft.com/office/drawing/2016/5/13/chartex" xmlns:cx8="http://schemas.microsoft.com/office/drawing/2016/5/14/chartex" xmlns:mc="http://schemas.openxmlformats.org/markup-compatibility/2006" xmlns:aink="http://schemas.microsoft.com/office/drawing/2016/ink" xmlns:am3d="http://schemas.microsoft.com/office/drawing/2017/model3d" xmlns:o="urn:schemas-microsoft-com:office:office" xmlns:oel="http://schemas.microsoft.com/office/2019/extlst" xmlns:r="http://schemas.openxmlformats.org/officeDocument/2006/relationships" xmlns:m="http://schemas.openxmlformats.org/officeDocument/2006/math" xmlns:v="urn:schemas-microsoft-com:vml" xmlns:wp14="http://schemas.microsoft.com/office/word/2010/wordprocessingDrawing" xmlns:wp="http://schemas.openxmlformats.org/drawingml/2006/wordprocessingDrawing" xmlns:w10="urn:schemas-microsoft-com:office:word" xmlns:w="http://schemas.openxmlformats.org/wordprocessingml/2006/main" xmlns:w14="http://schemas.microsoft.com/office/word/2010/wordml" xmlns:w15="http://schemas.microsoft.com/office/word/2012/wordml" xmlns:w16cex="http://schemas.microsoft.com/office/word/2018/wordml/cex" xmlns:w16cid="http://schemas.microsoft.com/office/word/2016/wordml/cid" xmlns:w16="http://schemas.microsoft.com/office/word/2018/wordml" xmlns:w16du="http://schemas.microsoft.com/office/word/2023/wordml/word16du" xmlns:w16sdtdh="http://schemas.microsoft.com/office/word/2020/wordml/sdtdatahash" xmlns:w16sdtfl="http://schemas.microsoft.com/office/word/2024/wordml/sdtformatlock" xmlns:w16se="http://schemas.microsoft.com/office/word/2015/wordml/symex" xmlns:wpg="http://schemas.microsoft.com/office/word/2010/wordprocessingGroup" xmlns:wpi="http://schemas.microsoft.com/office/word/2010/wordprocessingInk" xmlns:wne="http://schemas.microsoft.com/office/word/2006/wordml" xmlns:wps="http://schemas.microsoft.com/office/word/2010/wordprocessingShape" mc:Ignorable="w14 w15 w16se w16cid w16 w16cex w16sdtdh w16sdtfl w16du wp14">
   <w:footnote w:type="separator" w:id="-1">
     <w:p>
       <w:pPr>
@@ -1131,7 +1304,7 @@
 </file>
 
 <file path=word/header1.xml><?xml version="1.0" encoding="utf-8"?>
-<w:hdr xmlns:wpc="http://schemas.microsoft.com/office/word/2010/wordprocessingCanvas" xmlns:cx="http://schemas.microsoft.com/office/drawing/2014/chartex" xmlns:cx1="http://schemas.microsoft.com/office/drawing/2015/9/8/chartex" xmlns:cx2="http://schemas.microsoft.com/office/drawing/2015/10/21/chartex" xmlns:cx3="http://schemas.microsoft.com/office/drawing/2016/5/9/chartex" xmlns:cx4="http://schemas.microsoft.com/office/drawing/2016/5/10/chartex" xmlns:cx5="http://schemas.microsoft.com/office/drawing/2016/5/11/chartex" xmlns:cx6="http://schemas.microsoft.com/office/drawing/2016/5/12/chartex" xmlns:cx7="http://schemas.microsoft.com/office/drawing/2016/5/13/chartex" xmlns:cx8="http://schemas.microsoft.com/office/drawing/2016/5/14/chartex" xmlns:mc="http://schemas.openxmlformats.org/markup-compatibility/2006" xmlns:aink="http://schemas.microsoft.com/office/drawing/2016/ink" xmlns:am3d="http://schemas.microsoft.com/office/drawing/2017/model3d" xmlns:o="urn:schemas-microsoft-com:office:office" xmlns:oel="http://schemas.microsoft.com/office/2019/extlst" xmlns:r="http://schemas.openxmlformats.org/officeDocument/2006/relationships" xmlns:m="http://schemas.openxmlformats.org/officeDocument/2006/math" xmlns:v="urn:schemas-microsoft-com:vml" xmlns:wp14="http://schemas.microsoft.com/office/word/2010/wordprocessingDrawing" xmlns:wp="http://schemas.openxmlformats.org/drawingml/2006/wordprocessingDrawing" xmlns:w10="urn:schemas-microsoft-com:office:word" xmlns:w="http://schemas.openxmlformats.org/wordprocessingml/2006/main" xmlns:w14="http://schemas.microsoft.com/office/word/2010/wordml" xmlns:w15="http://schemas.microsoft.com/office/word/2012/wordml" xmlns:w16cex="http://schemas.microsoft.com/office/word/2018/wordml/cex" xmlns:w16cid="http://schemas.microsoft.com/office/word/2016/wordml/cid" xmlns:w16="http://schemas.microsoft.com/office/word/2018/wordml" xmlns:w16sdtdh="http://schemas.microsoft.com/office/word/2020/wordml/sdtdatahash" xmlns:w16se="http://schemas.microsoft.com/office/word/2015/wordml/symex" xmlns:wpg="http://schemas.microsoft.com/office/word/2010/wordprocessingGroup" xmlns:wpi="http://schemas.microsoft.com/office/word/2010/wordprocessingInk" xmlns:wne="http://schemas.microsoft.com/office/word/2006/wordml" xmlns:wps="http://schemas.microsoft.com/office/word/2010/wordprocessingShape" mc:Ignorable="w14 w15 w16se w16cid w16 w16cex w16sdtdh wp14">
+<w:hdr xmlns:wpc="http://schemas.microsoft.com/office/word/2010/wordprocessingCanvas" xmlns:cx="http://schemas.microsoft.com/office/drawing/2014/chartex" xmlns:cx1="http://schemas.microsoft.com/office/drawing/2015/9/8/chartex" xmlns:cx2="http://schemas.microsoft.com/office/drawing/2015/10/21/chartex" xmlns:cx3="http://schemas.microsoft.com/office/drawing/2016/5/9/chartex" xmlns:cx4="http://schemas.microsoft.com/office/drawing/2016/5/10/chartex" xmlns:cx5="http://schemas.microsoft.com/office/drawing/2016/5/11/chartex" xmlns:cx6="http://schemas.microsoft.com/office/drawing/2016/5/12/chartex" xmlns:cx7="http://schemas.microsoft.com/office/drawing/2016/5/13/chartex" xmlns:cx8="http://schemas.microsoft.com/office/drawing/2016/5/14/chartex" xmlns:mc="http://schemas.openxmlformats.org/markup-compatibility/2006" xmlns:aink="http://schemas.microsoft.com/office/drawing/2016/ink" xmlns:am3d="http://schemas.microsoft.com/office/drawing/2017/model3d" xmlns:o="urn:schemas-microsoft-com:office:office" xmlns:oel="http://schemas.microsoft.com/office/2019/extlst" xmlns:r="http://schemas.openxmlformats.org/officeDocument/2006/relationships" xmlns:m="http://schemas.openxmlformats.org/officeDocument/2006/math" xmlns:v="urn:schemas-microsoft-com:vml" xmlns:wp14="http://schemas.microsoft.com/office/word/2010/wordprocessingDrawing" xmlns:wp="http://schemas.openxmlformats.org/drawingml/2006/wordprocessingDrawing" xmlns:w10="urn:schemas-microsoft-com:office:word" xmlns:w="http://schemas.openxmlformats.org/wordprocessingml/2006/main" xmlns:w14="http://schemas.microsoft.com/office/word/2010/wordml" xmlns:w15="http://schemas.microsoft.com/office/word/2012/wordml" xmlns:w16cex="http://schemas.microsoft.com/office/word/2018/wordml/cex" xmlns:w16cid="http://schemas.microsoft.com/office/word/2016/wordml/cid" xmlns:w16="http://schemas.microsoft.com/office/word/2018/wordml" xmlns:w16du="http://schemas.microsoft.com/office/word/2023/wordml/word16du" xmlns:w16sdtdh="http://schemas.microsoft.com/office/word/2020/wordml/sdtdatahash" xmlns:w16sdtfl="http://schemas.microsoft.com/office/word/2024/wordml/sdtformatlock" xmlns:w16se="http://schemas.microsoft.com/office/word/2015/wordml/symex" xmlns:wpg="http://schemas.microsoft.com/office/word/2010/wordprocessingGroup" xmlns:wpi="http://schemas.microsoft.com/office/word/2010/wordprocessingInk" xmlns:wne="http://schemas.microsoft.com/office/word/2006/wordml" xmlns:wps="http://schemas.microsoft.com/office/word/2010/wordprocessingShape" mc:Ignorable="w14 w15 w16se w16cid w16 w16cex w16sdtdh w16sdtfl w16du wp14">
   <w:p>
     <w:pPr>
       <w:pStyle w:val="Header"/>
@@ -1141,7 +1314,7 @@
 </file>
 
 <file path=word/header2.xml><?xml version="1.0" encoding="utf-8"?>
-<w:hdr xmlns:wpc="http://schemas.microsoft.com/office/word/2010/wordprocessingCanvas" xmlns:cx="http://schemas.microsoft.com/office/drawing/2014/chartex" xmlns:cx1="http://schemas.microsoft.com/office/drawing/2015/9/8/chartex" xmlns:cx2="http://schemas.microsoft.com/office/drawing/2015/10/21/chartex" xmlns:cx3="http://schemas.microsoft.com/office/drawing/2016/5/9/chartex" xmlns:cx4="http://schemas.microsoft.com/office/drawing/2016/5/10/chartex" xmlns:cx5="http://schemas.microsoft.com/office/drawing/2016/5/11/chartex" xmlns:cx6="http://schemas.microsoft.com/office/drawing/2016/5/12/chartex" xmlns:cx7="http://schemas.microsoft.com/office/drawing/2016/5/13/chartex" xmlns:cx8="http://schemas.microsoft.com/office/drawing/2016/5/14/chartex" xmlns:mc="http://schemas.openxmlformats.org/markup-compatibility/2006" xmlns:aink="http://schemas.microsoft.com/office/drawing/2016/ink" xmlns:am3d="http://schemas.microsoft.com/office/drawing/2017/model3d" xmlns:o="urn:schemas-microsoft-com:office:office" xmlns:oel="http://schemas.microsoft.com/office/2019/extlst" xmlns:r="http://schemas.openxmlformats.org/officeDocument/2006/relationships" xmlns:m="http://schemas.openxmlformats.org/officeDocument/2006/math" xmlns:v="urn:schemas-microsoft-com:vml" xmlns:wp14="http://schemas.microsoft.com/office/word/2010/wordprocessingDrawing" xmlns:wp="http://schemas.openxmlformats.org/drawingml/2006/wordprocessingDrawing" xmlns:w10="urn:schemas-microsoft-com:office:word" xmlns:w="http://schemas.openxmlformats.org/wordprocessingml/2006/main" xmlns:w14="http://schemas.microsoft.com/office/word/2010/wordml" xmlns:w15="http://schemas.microsoft.com/office/word/2012/wordml" xmlns:w16cex="http://schemas.microsoft.com/office/word/2018/wordml/cex" xmlns:w16cid="http://schemas.microsoft.com/office/word/2016/wordml/cid" xmlns:w16="http://schemas.microsoft.com/office/word/2018/wordml" xmlns:w16sdtdh="http://schemas.microsoft.com/office/word/2020/wordml/sdtdatahash" xmlns:w16se="http://schemas.microsoft.com/office/word/2015/wordml/symex" xmlns:wpg="http://schemas.microsoft.com/office/word/2010/wordprocessingGroup" xmlns:wpi="http://schemas.microsoft.com/office/word/2010/wordprocessingInk" xmlns:wne="http://schemas.microsoft.com/office/word/2006/wordml" xmlns:wps="http://schemas.microsoft.com/office/word/2010/wordprocessingShape" mc:Ignorable="w14 w15 w16se w16cid w16 w16cex w16sdtdh wp14">
+<w:hdr xmlns:wpc="http://schemas.microsoft.com/office/word/2010/wordprocessingCanvas" xmlns:cx="http://schemas.microsoft.com/office/drawing/2014/chartex" xmlns:cx1="http://schemas.microsoft.com/office/drawing/2015/9/8/chartex" xmlns:cx2="http://schemas.microsoft.com/office/drawing/2015/10/21/chartex" xmlns:cx3="http://schemas.microsoft.com/office/drawing/2016/5/9/chartex" xmlns:cx4="http://schemas.microsoft.com/office/drawing/2016/5/10/chartex" xmlns:cx5="http://schemas.microsoft.com/office/drawing/2016/5/11/chartex" xmlns:cx6="http://schemas.microsoft.com/office/drawing/2016/5/12/chartex" xmlns:cx7="http://schemas.microsoft.com/office/drawing/2016/5/13/chartex" xmlns:cx8="http://schemas.microsoft.com/office/drawing/2016/5/14/chartex" xmlns:mc="http://schemas.openxmlformats.org/markup-compatibility/2006" xmlns:aink="http://schemas.microsoft.com/office/drawing/2016/ink" xmlns:am3d="http://schemas.microsoft.com/office/drawing/2017/model3d" xmlns:o="urn:schemas-microsoft-com:office:office" xmlns:oel="http://schemas.microsoft.com/office/2019/extlst" xmlns:r="http://schemas.openxmlformats.org/officeDocument/2006/relationships" xmlns:m="http://schemas.openxmlformats.org/officeDocument/2006/math" xmlns:v="urn:schemas-microsoft-com:vml" xmlns:wp14="http://schemas.microsoft.com/office/word/2010/wordprocessingDrawing" xmlns:wp="http://schemas.openxmlformats.org/drawingml/2006/wordprocessingDrawing" xmlns:w10="urn:schemas-microsoft-com:office:word" xmlns:w="http://schemas.openxmlformats.org/wordprocessingml/2006/main" xmlns:w14="http://schemas.microsoft.com/office/word/2010/wordml" xmlns:w15="http://schemas.microsoft.com/office/word/2012/wordml" xmlns:w16cex="http://schemas.microsoft.com/office/word/2018/wordml/cex" xmlns:w16cid="http://schemas.microsoft.com/office/word/2016/wordml/cid" xmlns:w16="http://schemas.microsoft.com/office/word/2018/wordml" xmlns:w16du="http://schemas.microsoft.com/office/word/2023/wordml/word16du" xmlns:w16sdtdh="http://schemas.microsoft.com/office/word/2020/wordml/sdtdatahash" xmlns:w16sdtfl="http://schemas.microsoft.com/office/word/2024/wordml/sdtformatlock" xmlns:w16se="http://schemas.microsoft.com/office/word/2015/wordml/symex" xmlns:wpg="http://schemas.microsoft.com/office/word/2010/wordprocessingGroup" xmlns:wpi="http://schemas.microsoft.com/office/word/2010/wordprocessingInk" xmlns:wne="http://schemas.microsoft.com/office/word/2006/wordml" xmlns:wps="http://schemas.microsoft.com/office/word/2010/wordprocessingShape" mc:Ignorable="w14 w15 w16se w16cid w16 w16cex w16sdtdh w16sdtfl w16du wp14">
   <w:p>
     <w:pPr>
       <w:pStyle w:val="Header"/>
@@ -1152,7 +1325,7 @@
 </file>
 
 <file path=word/header3.xml><?xml version="1.0" encoding="utf-8"?>
-<w:hdr xmlns:wpc="http://schemas.microsoft.com/office/word/2010/wordprocessingCanvas" xmlns:cx="http://schemas.microsoft.com/office/drawing/2014/chartex" xmlns:cx1="http://schemas.microsoft.com/office/drawing/2015/9/8/chartex" xmlns:cx2="http://schemas.microsoft.com/office/drawing/2015/10/21/chartex" xmlns:cx3="http://schemas.microsoft.com/office/drawing/2016/5/9/chartex" xmlns:cx4="http://schemas.microsoft.com/office/drawing/2016/5/10/chartex" xmlns:cx5="http://schemas.microsoft.com/office/drawing/2016/5/11/chartex" xmlns:cx6="http://schemas.microsoft.com/office/drawing/2016/5/12/chartex" xmlns:cx7="http://schemas.microsoft.com/office/drawing/2016/5/13/chartex" xmlns:cx8="http://schemas.microsoft.com/office/drawing/2016/5/14/chartex" xmlns:mc="http://schemas.openxmlformats.org/markup-compatibility/2006" xmlns:aink="http://schemas.microsoft.com/office/drawing/2016/ink" xmlns:am3d="http://schemas.microsoft.com/office/drawing/2017/model3d" xmlns:o="urn:schemas-microsoft-com:office:office" xmlns:oel="http://schemas.microsoft.com/office/2019/extlst" xmlns:r="http://schemas.openxmlformats.org/officeDocument/2006/relationships" xmlns:m="http://schemas.openxmlformats.org/officeDocument/2006/math" xmlns:v="urn:schemas-microsoft-com:vml" xmlns:wp14="http://schemas.microsoft.com/office/word/2010/wordprocessingDrawing" xmlns:wp="http://schemas.openxmlformats.org/drawingml/2006/wordprocessingDrawing" xmlns:w10="urn:schemas-microsoft-com:office:word" xmlns:w="http://schemas.openxmlformats.org/wordprocessingml/2006/main" xmlns:w14="http://schemas.microsoft.com/office/word/2010/wordml" xmlns:w15="http://schemas.microsoft.com/office/word/2012/wordml" xmlns:w16cex="http://schemas.microsoft.com/office/word/2018/wordml/cex" xmlns:w16cid="http://schemas.microsoft.com/office/word/2016/wordml/cid" xmlns:w16="http://schemas.microsoft.com/office/word/2018/wordml" xmlns:w16sdtdh="http://schemas.microsoft.com/office/word/2020/wordml/sdtdatahash" xmlns:w16se="http://schemas.microsoft.com/office/word/2015/wordml/symex" xmlns:wpg="http://schemas.microsoft.com/office/word/2010/wordprocessingGroup" xmlns:wpi="http://schemas.microsoft.com/office/word/2010/wordprocessingInk" xmlns:wne="http://schemas.microsoft.com/office/word/2006/wordml" xmlns:wps="http://schemas.microsoft.com/office/word/2010/wordprocessingShape" mc:Ignorable="w14 w15 w16se w16cid w16 w16cex w16sdtdh wp14">
+<w:hdr xmlns:wpc="http://schemas.microsoft.com/office/word/2010/wordprocessingCanvas" xmlns:cx="http://schemas.microsoft.com/office/drawing/2014/chartex" xmlns:cx1="http://schemas.microsoft.com/office/drawing/2015/9/8/chartex" xmlns:cx2="http://schemas.microsoft.com/office/drawing/2015/10/21/chartex" xmlns:cx3="http://schemas.microsoft.com/office/drawing/2016/5/9/chartex" xmlns:cx4="http://schemas.microsoft.com/office/drawing/2016/5/10/chartex" xmlns:cx5="http://schemas.microsoft.com/office/drawing/2016/5/11/chartex" xmlns:cx6="http://schemas.microsoft.com/office/drawing/2016/5/12/chartex" xmlns:cx7="http://schemas.microsoft.com/office/drawing/2016/5/13/chartex" xmlns:cx8="http://schemas.microsoft.com/office/drawing/2016/5/14/chartex" xmlns:mc="http://schemas.openxmlformats.org/markup-compatibility/2006" xmlns:aink="http://schemas.microsoft.com/office/drawing/2016/ink" xmlns:am3d="http://schemas.microsoft.com/office/drawing/2017/model3d" xmlns:o="urn:schemas-microsoft-com:office:office" xmlns:oel="http://schemas.microsoft.com/office/2019/extlst" xmlns:r="http://schemas.openxmlformats.org/officeDocument/2006/relationships" xmlns:m="http://schemas.openxmlformats.org/officeDocument/2006/math" xmlns:v="urn:schemas-microsoft-com:vml" xmlns:wp14="http://schemas.microsoft.com/office/word/2010/wordprocessingDrawing" xmlns:wp="http://schemas.openxmlformats.org/drawingml/2006/wordprocessingDrawing" xmlns:w10="urn:schemas-microsoft-com:office:word" xmlns:w="http://schemas.openxmlformats.org/wordprocessingml/2006/main" xmlns:w14="http://schemas.microsoft.com/office/word/2010/wordml" xmlns:w15="http://schemas.microsoft.com/office/word/2012/wordml" xmlns:w16cex="http://schemas.microsoft.com/office/word/2018/wordml/cex" xmlns:w16cid="http://schemas.microsoft.com/office/word/2016/wordml/cid" xmlns:w16="http://schemas.microsoft.com/office/word/2018/wordml" xmlns:w16du="http://schemas.microsoft.com/office/word/2023/wordml/word16du" xmlns:w16sdtdh="http://schemas.microsoft.com/office/word/2020/wordml/sdtdatahash" xmlns:w16sdtfl="http://schemas.microsoft.com/office/word/2024/wordml/sdtformatlock" xmlns:w16se="http://schemas.microsoft.com/office/word/2015/wordml/symex" xmlns:wpg="http://schemas.microsoft.com/office/word/2010/wordprocessingGroup" xmlns:wpi="http://schemas.microsoft.com/office/word/2010/wordprocessingInk" xmlns:wne="http://schemas.microsoft.com/office/word/2006/wordml" xmlns:wps="http://schemas.microsoft.com/office/word/2010/wordprocessingShape" mc:Ignorable="w14 w15 w16se w16cid w16 w16cex w16sdtdh w16sdtfl w16du wp14">
   <w:p>
     <w:pPr>
       <w:pStyle w:val="Header"/>
@@ -1161,7 +1334,7 @@
     <w:r>
       <w:tab/>
       <w:tab/>
-      <w:t>2025-08-02</w:t>
+      <w:t>2026-07-12</w:t>
       <w:br/>
       <w:br/>
     </w:r>
@@ -1178,7 +1351,7 @@
 </file>
 
 <file path=word/numbering.xml><?xml version="1.0" encoding="utf-8"?>
-<w:numbering xmlns:wpc="http://schemas.microsoft.com/office/word/2010/wordprocessingCanvas" xmlns:cx="http://schemas.microsoft.com/office/drawing/2014/chartex" xmlns:cx1="http://schemas.microsoft.com/office/drawing/2015/9/8/chartex" xmlns:cx2="http://schemas.microsoft.com/office/drawing/2015/10/21/chartex" xmlns:cx3="http://schemas.microsoft.com/office/drawing/2016/5/9/chartex" xmlns:cx4="http://schemas.microsoft.com/office/drawing/2016/5/10/chartex" xmlns:cx5="http://schemas.microsoft.com/office/drawing/2016/5/11/chartex" xmlns:cx6="http://schemas.microsoft.com/office/drawing/2016/5/12/chartex" xmlns:cx7="http://schemas.microsoft.com/office/drawing/2016/5/13/chartex" xmlns:cx8="http://schemas.microsoft.com/office/drawing/2016/5/14/chartex" xmlns:mc="http://schemas.openxmlformats.org/markup-compatibility/2006" xmlns:aink="http://schemas.microsoft.com/office/drawing/2016/ink" xmlns:am3d="http://schemas.microsoft.com/office/drawing/2017/model3d" xmlns:o="urn:schemas-microsoft-com:office:office" xmlns:oel="http://schemas.microsoft.com/office/2019/extlst" xmlns:r="http://schemas.openxmlformats.org/officeDocument/2006/relationships" xmlns:m="http://schemas.openxmlformats.org/officeDocument/2006/math" xmlns:v="urn:schemas-microsoft-com:vml" xmlns:wp14="http://schemas.microsoft.com/office/word/2010/wordprocessingDrawing" xmlns:wp="http://schemas.openxmlformats.org/drawingml/2006/wordprocessingDrawing" xmlns:w10="urn:schemas-microsoft-com:office:word" xmlns:w="http://schemas.openxmlformats.org/wordprocessingml/2006/main" xmlns:w14="http://schemas.microsoft.com/office/word/2010/wordml" xmlns:w15="http://schemas.microsoft.com/office/word/2012/wordml" xmlns:w16cex="http://schemas.microsoft.com/office/word/2018/wordml/cex" xmlns:w16cid="http://schemas.microsoft.com/office/word/2016/wordml/cid" xmlns:w16="http://schemas.microsoft.com/office/word/2018/wordml" xmlns:w16sdtdh="http://schemas.microsoft.com/office/word/2020/wordml/sdtdatahash" xmlns:w16se="http://schemas.microsoft.com/office/word/2015/wordml/symex" xmlns:wpg="http://schemas.microsoft.com/office/word/2010/wordprocessingGroup" xmlns:wpi="http://schemas.microsoft.com/office/word/2010/wordprocessingInk" xmlns:wne="http://schemas.microsoft.com/office/word/2006/wordml" xmlns:wps="http://schemas.microsoft.com/office/word/2010/wordprocessingShape" mc:Ignorable="w14 w15 w16se w16cid w16 w16cex w16sdtdh wp14">
+<w:numbering xmlns:wpc="http://schemas.microsoft.com/office/word/2010/wordprocessingCanvas" xmlns:cx="http://schemas.microsoft.com/office/drawing/2014/chartex" xmlns:cx1="http://schemas.microsoft.com/office/drawing/2015/9/8/chartex" xmlns:cx2="http://schemas.microsoft.com/office/drawing/2015/10/21/chartex" xmlns:cx3="http://schemas.microsoft.com/office/drawing/2016/5/9/chartex" xmlns:cx4="http://schemas.microsoft.com/office/drawing/2016/5/10/chartex" xmlns:cx5="http://schemas.microsoft.com/office/drawing/2016/5/11/chartex" xmlns:cx6="http://schemas.microsoft.com/office/drawing/2016/5/12/chartex" xmlns:cx7="http://schemas.microsoft.com/office/drawing/2016/5/13/chartex" xmlns:cx8="http://schemas.microsoft.com/office/drawing/2016/5/14/chartex" xmlns:mc="http://schemas.openxmlformats.org/markup-compatibility/2006" xmlns:aink="http://schemas.microsoft.com/office/drawing/2016/ink" xmlns:am3d="http://schemas.microsoft.com/office/drawing/2017/model3d" xmlns:o="urn:schemas-microsoft-com:office:office" xmlns:oel="http://schemas.microsoft.com/office/2019/extlst" xmlns:r="http://schemas.openxmlformats.org/officeDocument/2006/relationships" xmlns:m="http://schemas.openxmlformats.org/officeDocument/2006/math" xmlns:v="urn:schemas-microsoft-com:vml" xmlns:wp14="http://schemas.microsoft.com/office/word/2010/wordprocessingDrawing" xmlns:wp="http://schemas.openxmlformats.org/drawingml/2006/wordprocessingDrawing" xmlns:w10="urn:schemas-microsoft-com:office:word" xmlns:w="http://schemas.openxmlformats.org/wordprocessingml/2006/main" xmlns:w14="http://schemas.microsoft.com/office/word/2010/wordml" xmlns:w15="http://schemas.microsoft.com/office/word/2012/wordml" xmlns:w16cex="http://schemas.microsoft.com/office/word/2018/wordml/cex" xmlns:w16cid="http://schemas.microsoft.com/office/word/2016/wordml/cid" xmlns:w16="http://schemas.microsoft.com/office/word/2018/wordml" xmlns:w16du="http://schemas.microsoft.com/office/word/2023/wordml/word16du" xmlns:w16sdtdh="http://schemas.microsoft.com/office/word/2020/wordml/sdtdatahash" xmlns:w16sdtfl="http://schemas.microsoft.com/office/word/2024/wordml/sdtformatlock" xmlns:w16se="http://schemas.microsoft.com/office/word/2015/wordml/symex" xmlns:wpg="http://schemas.microsoft.com/office/word/2010/wordprocessingGroup" xmlns:wpi="http://schemas.microsoft.com/office/word/2010/wordprocessingInk" xmlns:wne="http://schemas.microsoft.com/office/word/2006/wordml" xmlns:wps="http://schemas.microsoft.com/office/word/2010/wordprocessingShape" mc:Ignorable="w14 w15 w16se w16cid w16 w16cex w16sdtdh w16sdtfl w16du wp14">
   <w:abstractNum w:abstractNumId="0" w15:restartNumberingAfterBreak="0">
     <w:nsid w:val="FFFFFF7C"/>
     <w:multiLevelType w:val="singleLevel"/>
@@ -1381,7 +1554,7 @@
 </file>
 
 <file path=word/styles.xml><?xml version="1.0" encoding="utf-8"?>
-<w:styles xmlns:mc="http://schemas.openxmlformats.org/markup-compatibility/2006" xmlns:r="http://schemas.openxmlformats.org/officeDocument/2006/relationships" xmlns:w="http://schemas.openxmlformats.org/wordprocessingml/2006/main" xmlns:w14="http://schemas.microsoft.com/office/word/2010/wordml" xmlns:w15="http://schemas.microsoft.com/office/word/2012/wordml" xmlns:w16cex="http://schemas.microsoft.com/office/word/2018/wordml/cex" xmlns:w16cid="http://schemas.microsoft.com/office/word/2016/wordml/cid" xmlns:w16="http://schemas.microsoft.com/office/word/2018/wordml" xmlns:w16sdtdh="http://schemas.microsoft.com/office/word/2020/wordml/sdtdatahash" xmlns:w16se="http://schemas.microsoft.com/office/word/2015/wordml/symex" mc:Ignorable="w14 w15 w16se w16cid w16 w16cex w16sdtdh">
+<w:styles xmlns:mc="http://schemas.openxmlformats.org/markup-compatibility/2006" xmlns:r="http://schemas.openxmlformats.org/officeDocument/2006/relationships" xmlns:w="http://schemas.openxmlformats.org/wordprocessingml/2006/main" xmlns:w14="http://schemas.microsoft.com/office/word/2010/wordml" xmlns:w15="http://schemas.microsoft.com/office/word/2012/wordml" xmlns:w16cex="http://schemas.microsoft.com/office/word/2018/wordml/cex" xmlns:w16cid="http://schemas.microsoft.com/office/word/2016/wordml/cid" xmlns:w16="http://schemas.microsoft.com/office/word/2018/wordml" xmlns:w16du="http://schemas.microsoft.com/office/word/2023/wordml/word16du" xmlns:w16sdtdh="http://schemas.microsoft.com/office/word/2020/wordml/sdtdatahash" xmlns:w16sdtfl="http://schemas.microsoft.com/office/word/2024/wordml/sdtformatlock" xmlns:w16se="http://schemas.microsoft.com/office/word/2015/wordml/symex" mc:Ignorable="w14 w15 w16se w16cid w16 w16cex w16sdtdh w16sdtfl w16du">
   <w:docDefaults>
     <w:rPrDefault>
       <w:rPr>
@@ -2139,7 +2312,7 @@
     <w:link w:val="TitleChar"/>
     <w:uiPriority w:val="10"/>
     <w:qFormat/>
-    <w:rsid w:val="007106C8"/>
+    <w:rsid w:val="00E854FA"/>
     <w:pPr>
       <w:spacing w:after="300" w:line="240" w:lineRule="auto"/>
       <w:contextualSpacing/>
@@ -2149,7 +2322,7 @@
       <w:rFonts w:eastAsiaTheme="majorEastAsia" w:cstheme="majorBidi"/>
       <w:spacing w:val="5"/>
       <w:kern w:val="28"/>
-      <w:sz w:val="52"/>
+      <w:sz w:val="40"/>
       <w:szCs w:val="52"/>
       <w:lang w:val="sv-SE" w:eastAsia="en-US" w:bidi="ar-SA"/>
     </w:rPr>
@@ -2159,12 +2332,12 @@
     <w:basedOn w:val="DefaultParagraphFont"/>
     <w:link w:val="Title"/>
     <w:uiPriority w:val="10"/>
-    <w:rsid w:val="007106C8"/>
+    <w:rsid w:val="00E854FA"/>
     <w:rPr>
       <w:rFonts w:ascii="Times New Roman" w:eastAsiaTheme="majorEastAsia" w:hAnsi="Times New Roman" w:cstheme="majorBidi"/>
       <w:spacing w:val="5"/>
       <w:kern w:val="28"/>
-      <w:sz w:val="52"/>
+      <w:sz w:val="40"/>
       <w:szCs w:val="52"/>
       <w:lang w:val="sv-SE" w:eastAsia="en-US" w:bidi="ar-SA"/>
     </w:rPr>

--- a/klagomål/Holmtjärnen FSC-klagomål.docx
+++ b/klagomål/Holmtjärnen FSC-klagomål.docx
@@ -1339,7 +1339,7 @@
       <w:br/>
     </w:r>
     <w:r>
-      <w:t>Till:</w:t>
+      <w:t>Till: SCA</w:t>
       <w:br/>
     </w:r>
     <w:r>

--- a/klagomål/Holmtjärnen FSC-klagomål.docx
+++ b/klagomål/Holmtjärnen FSC-klagomål.docx
@@ -168,7 +168,7 @@
     </w:p>
     <w:p>
       <w:r>
-        <w:t>Detta klagomål behandlar höga naturvärden i avverkningsanmälan Holmtjärnen i Bjurholms kommun som inkom 2026-07-12 och omfattar 105,2 ha.</w:t>
+        <w:t>Detta klagomål behandlar höga naturvärden i avverkningsanmälan Holmtjärnen i Bjurholms kommun som inkom 2026-07-13 och omfattar 105,2 ha.</w:t>
       </w:r>
     </w:p>
     <w:p>
@@ -1334,7 +1334,7 @@
     <w:r>
       <w:tab/>
       <w:tab/>
-      <w:t>2026-07-12</w:t>
+      <w:t>2026-07-13</w:t>
       <w:br/>
       <w:br/>
     </w:r>

--- a/klagomål/Holmtjärnen FSC-klagomål.docx
+++ b/klagomål/Holmtjärnen FSC-klagomål.docx
@@ -168,7 +168,7 @@
     </w:p>
     <w:p>
       <w:r>
-        <w:t>Detta klagomål behandlar höga naturvärden i avverkningsanmälan Holmtjärnen i Bjurholms kommun som inkom 2026-07-13 och omfattar 105,2 ha.</w:t>
+        <w:t>Detta klagomål behandlar höga naturvärden i avverkningsanmälan Holmtjärnen i Bjurholms kommun som inkom 2026-07-14 och omfattar 105,2 ha.</w:t>
       </w:r>
     </w:p>
     <w:p>
@@ -1334,7 +1334,7 @@
     <w:r>
       <w:tab/>
       <w:tab/>
-      <w:t>2026-07-13</w:t>
+      <w:t>2026-07-14</w:t>
       <w:br/>
       <w:br/>
     </w:r>

--- a/klagomål/Holmtjärnen FSC-klagomål.docx
+++ b/klagomål/Holmtjärnen FSC-klagomål.docx
@@ -168,7 +168,7 @@
     </w:p>
     <w:p>
       <w:r>
-        <w:t>Detta klagomål behandlar höga naturvärden i avverkningsanmälan Holmtjärnen i Bjurholms kommun som inkom 2026-07-14 och omfattar 105,2 ha.</w:t>
+        <w:t>Detta klagomål behandlar höga naturvärden i avverkningsanmälan Holmtjärnen i Bjurholms kommun som inkom 2026-07-15 och omfattar 105,2 ha.</w:t>
       </w:r>
     </w:p>
     <w:p>
@@ -1334,7 +1334,7 @@
     <w:r>
       <w:tab/>
       <w:tab/>
-      <w:t>2026-07-14</w:t>
+      <w:t>2026-07-15</w:t>
       <w:br/>
       <w:br/>
     </w:r>

--- a/klagomål/Holmtjärnen FSC-klagomål.docx
+++ b/klagomål/Holmtjärnen FSC-klagomål.docx
@@ -168,7 +168,7 @@
     </w:p>
     <w:p>
       <w:r>
-        <w:t>Detta klagomål behandlar höga naturvärden i avverkningsanmälan Holmtjärnen i Bjurholms kommun som inkom 2026-07-15 och omfattar 105,2 ha.</w:t>
+        <w:t>Detta klagomål behandlar höga naturvärden i avverkningsanmälan Holmtjärnen i Bjurholms kommun som inkom 2026-07-16 och omfattar 105,2 ha.</w:t>
       </w:r>
     </w:p>
     <w:p>
@@ -1334,7 +1334,7 @@
     <w:r>
       <w:tab/>
       <w:tab/>
-      <w:t>2026-07-15</w:t>
+      <w:t>2026-07-16</w:t>
       <w:br/>
       <w:br/>
     </w:r>

--- a/klagomål/Holmtjärnen FSC-klagomål.docx
+++ b/klagomål/Holmtjärnen FSC-klagomål.docx
@@ -1334,7 +1334,7 @@
     <w:r>
       <w:tab/>
       <w:tab/>
-      <w:t>2026-07-16</w:t>
+      <w:t>2026-07-17</w:t>
       <w:br/>
       <w:br/>
     </w:r>

--- a/klagomål/Holmtjärnen FSC-klagomål.docx
+++ b/klagomål/Holmtjärnen FSC-klagomål.docx
@@ -168,7 +168,7 @@
     </w:p>
     <w:p>
       <w:r>
-        <w:t>Detta klagomål behandlar höga naturvärden i avverkningsanmälan Holmtjärnen i Bjurholms kommun som inkom 2026-07-16 och omfattar 105,2 ha.</w:t>
+        <w:t>Detta klagomål behandlar höga naturvärden i avverkningsanmälan Holmtjärnen i Bjurholms kommun som inkom 2026-07-17 och omfattar 105,2 ha.</w:t>
       </w:r>
     </w:p>
     <w:p>

--- a/klagomål/Holmtjärnen FSC-klagomål.docx
+++ b/klagomål/Holmtjärnen FSC-klagomål.docx
@@ -1334,7 +1334,7 @@
     <w:r>
       <w:tab/>
       <w:tab/>
-      <w:t>2026-07-17</w:t>
+      <w:t>2026-07-18</w:t>
       <w:br/>
       <w:br/>
     </w:r>

--- a/klagomål/Holmtjärnen FSC-klagomål.docx
+++ b/klagomål/Holmtjärnen FSC-klagomål.docx
@@ -168,7 +168,7 @@
     </w:p>
     <w:p>
       <w:r>
-        <w:t>Detta klagomål behandlar höga naturvärden i avverkningsanmälan Holmtjärnen i Bjurholms kommun som inkom 2026-07-17 och omfattar 105,2 ha.</w:t>
+        <w:t>Detta klagomål behandlar höga naturvärden i avverkningsanmälan Holmtjärnen i Bjurholms kommun som inkom 2026-07-18 och omfattar 105,2 ha.</w:t>
       </w:r>
     </w:p>
     <w:p>

--- a/klagomål/Holmtjärnen FSC-klagomål.docx
+++ b/klagomål/Holmtjärnen FSC-klagomål.docx
@@ -168,7 +168,7 @@
     </w:p>
     <w:p>
       <w:r>
-        <w:t>Detta klagomål behandlar höga naturvärden i avverkningsanmälan Holmtjärnen i Bjurholms kommun som inkom 2026-07-18 och omfattar 105,2 ha.</w:t>
+        <w:t>Detta klagomål behandlar höga naturvärden i avverkningsanmälan Holmtjärnen i Bjurholms kommun som inkom 2026-07-19 och omfattar 105,2 ha.</w:t>
       </w:r>
     </w:p>
     <w:p>
@@ -1334,7 +1334,7 @@
     <w:r>
       <w:tab/>
       <w:tab/>
-      <w:t>2026-07-18</w:t>
+      <w:t>2026-07-19</w:t>
       <w:br/>
       <w:br/>
     </w:r>

--- a/klagomål/Holmtjärnen FSC-klagomål.docx
+++ b/klagomål/Holmtjärnen FSC-klagomål.docx
@@ -1334,7 +1334,7 @@
     <w:r>
       <w:tab/>
       <w:tab/>
-      <w:t>2026-07-19</w:t>
+      <w:t>2026-07-20</w:t>
       <w:br/>
       <w:br/>
     </w:r>

--- a/klagomål/Holmtjärnen FSC-klagomål.docx
+++ b/klagomål/Holmtjärnen FSC-klagomål.docx
@@ -168,7 +168,7 @@
     </w:p>
     <w:p>
       <w:r>
-        <w:t>Detta klagomål behandlar höga naturvärden i avverkningsanmälan Holmtjärnen i Bjurholms kommun som inkom 2026-07-19 och omfattar 105,2 ha.</w:t>
+        <w:t>Detta klagomål behandlar höga naturvärden i avverkningsanmälan Holmtjärnen i Bjurholms kommun som inkom 2026-07-20 och omfattar 105,2 ha.</w:t>
       </w:r>
     </w:p>
     <w:p>
